--- a/light-shadow/lesson1-plan.docx
+++ b/light-shadow/lesson1-plan.docx
@@ -20,18 +20,91 @@
     </w:p>
     <w:p>
       <w:pPr>
-        <w:spacing w:after="160"/>
+        <w:spacing w:after="60"/>
       </w:pPr>
       <w:r>
         <w:rPr>
           <w:rFonts w:ascii="Microsoft JhengHei" w:cs="Microsoft JhengHei" w:eastAsia="Microsoft JhengHei" w:hAnsi="Microsoft JhengHei"/>
           <w:color w:val="E07B00"/>
-          <w:sz w:val="26"/>
-          <w:szCs w:val="26"/>
-        </w:rPr>
-        <w:t xml:space="preserve">光走直線，影子出現　｜　逐字台詞版教案</w:t>
-      </w:r>
-    </w:p>
+          <w:sz w:val="25"/>
+          <w:szCs w:val="25"/>
+        </w:rPr>
+        <w:t xml:space="preserve">光走直線，影子出現　｜　光線特勤隊・任務一　｜　SEL × 結構化 × 分層</w:t>
+      </w:r>
+    </w:p>
+    <w:p>
+      <w:pPr>
+        <w:spacing w:after="150"/>
+      </w:pPr>
+      <w:r>
+        <w:rPr>
+          <w:rFonts w:ascii="Microsoft JhengHei" w:cs="Microsoft JhengHei" w:eastAsia="Microsoft JhengHei" w:hAnsi="Microsoft JhengHei"/>
+          <w:i/>
+          <w:iCs/>
+          <w:color w:val="666666"/>
+          <w:sz w:val="20"/>
+          <w:szCs w:val="20"/>
+        </w:rPr>
+        <w:t xml:space="preserve">對象：國中集中式特教班（中重度）｜以青少年語氣設計，不使用幼兒化用語</w:t>
+      </w:r>
+    </w:p>
+    <w:tbl>
+      <w:tblPr>
+        <w:tblW w:type="dxa" w:w="9360"/>
+        <w:tblBorders>
+          <w:top w:val="single" w:color="auto" w:sz="4"/>
+          <w:left w:val="single" w:color="auto" w:sz="4"/>
+          <w:bottom w:val="single" w:color="auto" w:sz="4"/>
+          <w:right w:val="single" w:color="auto" w:sz="4"/>
+          <w:insideH w:val="single" w:color="auto" w:sz="4"/>
+          <w:insideV w:val="single" w:color="auto" w:sz="4"/>
+        </w:tblBorders>
+      </w:tblPr>
+      <w:tblGrid>
+        <w:gridCol w:w="9360"/>
+      </w:tblGrid>
+      <w:tr>
+        <w:tc>
+          <w:tcPr>
+            <w:tcW w:type="dxa" w:w="9360"/>
+            <w:shd w:fill="E1F4F1" w:val="clear"/>
+            <w:tcMar>
+              <w:top w:type="dxa" w:w="100"/>
+              <w:left w:type="dxa" w:w="140"/>
+              <w:bottom w:type="dxa" w:w="100"/>
+              <w:right w:type="dxa" w:w="140"/>
+            </w:tcMar>
+          </w:tcPr>
+          <w:p>
+            <w:r>
+              <w:rPr>
+                <w:rFonts w:ascii="Microsoft JhengHei" w:cs="Microsoft JhengHei" w:eastAsia="Microsoft JhengHei" w:hAnsi="Microsoft JhengHei"/>
+                <w:b/>
+                <w:bCs/>
+                <w:color w:val="0E8C7F"/>
+                <w:sz w:val="22"/>
+                <w:szCs w:val="22"/>
+              </w:rPr>
+              <w:t xml:space="preserve">設計依據（專業框架）</w:t>
+            </w:r>
+          </w:p>
+          <w:p>
+            <w:pPr>
+              <w:spacing w:before="60"/>
+            </w:pPr>
+            <w:r>
+              <w:rPr>
+                <w:rFonts w:ascii="Microsoft JhengHei" w:cs="Microsoft JhengHei" w:eastAsia="Microsoft JhengHei" w:hAnsi="Microsoft JhengHei"/>
+                <w:color w:val="1a5c54"/>
+                <w:sz w:val="20"/>
+                <w:szCs w:val="20"/>
+              </w:rPr>
+              <w:t xml:space="preserve">CASEL 社會情緒學習五大能力 × TEACCH 結構化教學 × 視覺支持 × 提示褪除與無錯誤學習 × 通用設計學習(UDL)。學科概念不簡化，改以多元路徑進入；把情緒調節、合作與負責任決定，內建進每一段自然探究。</w:t>
+            </w:r>
+          </w:p>
+        </w:tc>
+      </w:tr>
+    </w:tbl>
     <w:tbl>
       <w:tblPr>
         <w:tblW w:type="dxa" w:w="9360"/>
@@ -92,7 +165,7 @@
                 <w:sz w:val="20"/>
                 <w:szCs w:val="20"/>
               </w:rPr>
-              <w:t xml:space="preserve">影子（每個學生都有、隨手可玩、不看字也能懂）</w:t>
+              <w:t xml:space="preserve">影子——以「光線特勤隊」任務框架（學生＝光線探員，探照燈＝手電筒）連結真實經驗：手機燈、球場燈光、拍照、舞台燈</w:t>
             </w:r>
           </w:p>
         </w:tc>
@@ -168,7 +241,7 @@
                 <w:sz w:val="20"/>
                 <w:szCs w:val="20"/>
               </w:rPr>
-              <w:t xml:space="preserve">對象</w:t>
+              <w:t xml:space="preserve">課綱代碼</w:t>
             </w:r>
           </w:p>
         </w:tc>
@@ -190,7 +263,7 @@
                 <w:sz w:val="20"/>
                 <w:szCs w:val="20"/>
               </w:rPr>
-              <w:t xml:space="preserve">甲班、乙班（同母題、雙軌差異化）</w:t>
+              <w:t xml:space="preserve">Ka-IV-6、Ka-IV-7｜調po-IV-1、調ai-IV-1</w:t>
             </w:r>
           </w:p>
         </w:tc>
@@ -217,7 +290,7 @@
                 <w:sz w:val="20"/>
                 <w:szCs w:val="20"/>
               </w:rPr>
-              <w:t xml:space="preserve">課綱代碼</w:t>
+              <w:t xml:space="preserve">核心概念</w:t>
             </w:r>
           </w:p>
         </w:tc>
@@ -239,7 +312,7 @@
                 <w:sz w:val="20"/>
                 <w:szCs w:val="20"/>
               </w:rPr>
-              <w:t xml:space="preserve">Ka-IV-6、Ka-IV-7｜調po-IV-1、調ai-IV-1</w:t>
+              <w:t xml:space="preserve">光沿直線前進，被不透明物擋住 → 產生影子</w:t>
             </w:r>
           </w:p>
         </w:tc>
@@ -266,7 +339,7 @@
                 <w:sz w:val="20"/>
                 <w:szCs w:val="20"/>
               </w:rPr>
-              <w:t xml:space="preserve">核心概念</w:t>
+              <w:t xml:space="preserve">SEL 主軸</w:t>
             </w:r>
           </w:p>
         </w:tc>
@@ -288,7 +361,7 @@
                 <w:sz w:val="20"/>
                 <w:szCs w:val="20"/>
               </w:rPr>
-              <w:t xml:space="preserve">光沿直線前進，被不透明物擋住 → 產生影子</w:t>
+              <w:t xml:space="preserve">自我覺察（情緒定錨、成就反思）、自我管理（等待、關燈調節）、人際技巧（兩人輪流合作）、負責任的決定（安全用光、遮陽決策）</w:t>
             </w:r>
           </w:p>
         </w:tc>
@@ -315,7 +388,7 @@
                 <w:sz w:val="20"/>
                 <w:szCs w:val="20"/>
               </w:rPr>
-              <w:t xml:space="preserve">嚮導角色</w:t>
+              <w:t xml:space="preserve">結構化元素</w:t>
             </w:r>
           </w:p>
         </w:tc>
@@ -337,7 +410,7 @@
                 <w:sz w:val="20"/>
                 <w:szCs w:val="20"/>
               </w:rPr>
-              <w:t xml:space="preserve">藍色小火車「阿光」貫穿全場，當被光照、產生影子的主角</w:t>
+              <w:t xml:space="preserve">固定開場／結束、視覺流程條（5格）、情緒溫度計、先—後(first-then)提示卡、統一安全符號</w:t>
             </w:r>
           </w:p>
         </w:tc>
@@ -359,7 +432,643 @@
           <w:sz w:val="25"/>
           <w:szCs w:val="25"/>
         </w:rPr>
-        <w:t xml:space="preserve">一、本節先破解的迷思（先診斷，再破解）</w:t>
+        <w:t xml:space="preserve">一、SEL 融入地圖（CASEL 五大能力 × 各段落）</w:t>
+      </w:r>
+    </w:p>
+    <w:tbl>
+      <w:tblPr>
+        <w:tblW w:type="dxa" w:w="9360"/>
+        <w:tblBorders>
+          <w:top w:val="single" w:color="auto" w:sz="4"/>
+          <w:left w:val="single" w:color="auto" w:sz="4"/>
+          <w:bottom w:val="single" w:color="auto" w:sz="4"/>
+          <w:right w:val="single" w:color="auto" w:sz="4"/>
+          <w:insideH w:val="single" w:color="auto" w:sz="4"/>
+          <w:insideV w:val="single" w:color="auto" w:sz="4"/>
+        </w:tblBorders>
+      </w:tblPr>
+      <w:tblGrid>
+        <w:gridCol w:w="2100"/>
+        <w:gridCol w:w="3400"/>
+        <w:gridCol w:w="3860"/>
+      </w:tblGrid>
+      <w:tr>
+        <w:trPr>
+          <w:tblHeader/>
+        </w:trPr>
+        <w:tc>
+          <w:tcPr>
+            <w:tcW w:type="dxa" w:w="2100"/>
+            <w:shd w:fill="0E8C7F" w:val="clear"/>
+            <w:tcMar>
+              <w:top w:type="dxa" w:w="60"/>
+              <w:left w:type="dxa" w:w="90"/>
+              <w:bottom w:type="dxa" w:w="60"/>
+              <w:right w:type="dxa" w:w="90"/>
+            </w:tcMar>
+          </w:tcPr>
+          <w:p>
+            <w:r>
+              <w:rPr>
+                <w:rFonts w:ascii="Microsoft JhengHei" w:cs="Microsoft JhengHei" w:eastAsia="Microsoft JhengHei" w:hAnsi="Microsoft JhengHei"/>
+                <w:b/>
+                <w:bCs/>
+                <w:color w:val="FFFFFF"/>
+                <w:sz w:val="20"/>
+                <w:szCs w:val="20"/>
+              </w:rPr>
+              <w:t xml:space="preserve">教學段落</w:t>
+            </w:r>
+          </w:p>
+        </w:tc>
+        <w:tc>
+          <w:tcPr>
+            <w:tcW w:type="dxa" w:w="3400"/>
+            <w:shd w:fill="0E8C7F" w:val="clear"/>
+            <w:tcMar>
+              <w:top w:type="dxa" w:w="60"/>
+              <w:left w:type="dxa" w:w="90"/>
+              <w:bottom w:type="dxa" w:w="60"/>
+              <w:right w:type="dxa" w:w="90"/>
+            </w:tcMar>
+          </w:tcPr>
+          <w:p>
+            <w:r>
+              <w:rPr>
+                <w:rFonts w:ascii="Microsoft JhengHei" w:cs="Microsoft JhengHei" w:eastAsia="Microsoft JhengHei" w:hAnsi="Microsoft JhengHei"/>
+                <w:b/>
+                <w:bCs/>
+                <w:color w:val="FFFFFF"/>
+                <w:sz w:val="20"/>
+                <w:szCs w:val="20"/>
+              </w:rPr>
+              <w:t xml:space="preserve">對應 SEL 能力</w:t>
+            </w:r>
+          </w:p>
+        </w:tc>
+        <w:tc>
+          <w:tcPr>
+            <w:tcW w:type="dxa" w:w="3860"/>
+            <w:shd w:fill="0E8C7F" w:val="clear"/>
+            <w:tcMar>
+              <w:top w:type="dxa" w:w="60"/>
+              <w:left w:type="dxa" w:w="90"/>
+              <w:bottom w:type="dxa" w:w="60"/>
+              <w:right w:type="dxa" w:w="90"/>
+            </w:tcMar>
+          </w:tcPr>
+          <w:p>
+            <w:r>
+              <w:rPr>
+                <w:rFonts w:ascii="Microsoft JhengHei" w:cs="Microsoft JhengHei" w:eastAsia="Microsoft JhengHei" w:hAnsi="Microsoft JhengHei"/>
+                <w:b/>
+                <w:bCs/>
+                <w:color w:val="FFFFFF"/>
+                <w:sz w:val="20"/>
+                <w:szCs w:val="20"/>
+              </w:rPr>
+              <w:t xml:space="preserve">落地做法</w:t>
+            </w:r>
+          </w:p>
+        </w:tc>
+      </w:tr>
+      <w:tr>
+        <w:tc>
+          <w:tcPr>
+            <w:tcW w:type="dxa" w:w="2100"/>
+            <w:shd w:fill="E1F4F1" w:val="clear"/>
+            <w:tcMar>
+              <w:top w:type="dxa" w:w="60"/>
+              <w:left w:type="dxa" w:w="90"/>
+              <w:bottom w:type="dxa" w:w="60"/>
+              <w:right w:type="dxa" w:w="90"/>
+            </w:tcMar>
+          </w:tcPr>
+          <w:p>
+            <w:r>
+              <w:rPr>
+                <w:rFonts w:ascii="Microsoft JhengHei" w:cs="Microsoft JhengHei" w:eastAsia="Microsoft JhengHei" w:hAnsi="Microsoft JhengHei"/>
+                <w:b/>
+                <w:bCs/>
+                <w:color w:val="222222"/>
+                <w:sz w:val="20"/>
+                <w:szCs w:val="20"/>
+              </w:rPr>
+              <w:t xml:space="preserve">① 動機</w:t>
+            </w:r>
+          </w:p>
+        </w:tc>
+        <w:tc>
+          <w:tcPr>
+            <w:tcW w:type="dxa" w:w="3400"/>
+            <w:tcMar>
+              <w:top w:type="dxa" w:w="60"/>
+              <w:left w:type="dxa" w:w="90"/>
+              <w:bottom w:type="dxa" w:w="60"/>
+              <w:right w:type="dxa" w:w="90"/>
+            </w:tcMar>
+          </w:tcPr>
+          <w:p>
+            <w:r>
+              <w:rPr>
+                <w:rFonts w:ascii="Microsoft JhengHei" w:cs="Microsoft JhengHei" w:eastAsia="Microsoft JhengHei" w:hAnsi="Microsoft JhengHei"/>
+                <w:color w:val="222222"/>
+                <w:sz w:val="20"/>
+                <w:szCs w:val="20"/>
+              </w:rPr>
+              <w:t xml:space="preserve">自我覺察・自我管理</w:t>
+            </w:r>
+          </w:p>
+        </w:tc>
+        <w:tc>
+          <w:tcPr>
+            <w:tcW w:type="dxa" w:w="3860"/>
+            <w:tcMar>
+              <w:top w:type="dxa" w:w="60"/>
+              <w:left w:type="dxa" w:w="90"/>
+              <w:bottom w:type="dxa" w:w="60"/>
+              <w:right w:type="dxa" w:w="90"/>
+            </w:tcMar>
+          </w:tcPr>
+          <w:p>
+            <w:r>
+              <w:rPr>
+                <w:rFonts w:ascii="Microsoft JhengHei" w:cs="Microsoft JhengHei" w:eastAsia="Microsoft JhengHei" w:hAnsi="Microsoft JhengHei"/>
+                <w:color w:val="222222"/>
+                <w:sz w:val="20"/>
+                <w:szCs w:val="20"/>
+              </w:rPr>
+              <w:t xml:space="preserve">情緒溫度計定錨；關燈前預告與可退出的安靜角</w:t>
+            </w:r>
+          </w:p>
+        </w:tc>
+      </w:tr>
+      <w:tr>
+        <w:tc>
+          <w:tcPr>
+            <w:tcW w:type="dxa" w:w="2100"/>
+            <w:shd w:fill="E1F4F1" w:val="clear"/>
+            <w:tcMar>
+              <w:top w:type="dxa" w:w="60"/>
+              <w:left w:type="dxa" w:w="90"/>
+              <w:bottom w:type="dxa" w:w="60"/>
+              <w:right w:type="dxa" w:w="90"/>
+            </w:tcMar>
+          </w:tcPr>
+          <w:p>
+            <w:r>
+              <w:rPr>
+                <w:rFonts w:ascii="Microsoft JhengHei" w:cs="Microsoft JhengHei" w:eastAsia="Microsoft JhengHei" w:hAnsi="Microsoft JhengHei"/>
+                <w:b/>
+                <w:bCs/>
+                <w:color w:val="222222"/>
+                <w:sz w:val="20"/>
+                <w:szCs w:val="20"/>
+              </w:rPr>
+              <w:t xml:space="preserve">② 探索</w:t>
+            </w:r>
+          </w:p>
+        </w:tc>
+        <w:tc>
+          <w:tcPr>
+            <w:tcW w:type="dxa" w:w="3400"/>
+            <w:tcMar>
+              <w:top w:type="dxa" w:w="60"/>
+              <w:left w:type="dxa" w:w="90"/>
+              <w:bottom w:type="dxa" w:w="60"/>
+              <w:right w:type="dxa" w:w="90"/>
+            </w:tcMar>
+          </w:tcPr>
+          <w:p>
+            <w:r>
+              <w:rPr>
+                <w:rFonts w:ascii="Microsoft JhengHei" w:cs="Microsoft JhengHei" w:eastAsia="Microsoft JhengHei" w:hAnsi="Microsoft JhengHei"/>
+                <w:color w:val="222222"/>
+                <w:sz w:val="20"/>
+                <w:szCs w:val="20"/>
+              </w:rPr>
+              <w:t xml:space="preserve">人際技巧・自我管理</w:t>
+            </w:r>
+          </w:p>
+        </w:tc>
+        <w:tc>
+          <w:tcPr>
+            <w:tcW w:type="dxa" w:w="3860"/>
+            <w:tcMar>
+              <w:top w:type="dxa" w:w="60"/>
+              <w:left w:type="dxa" w:w="90"/>
+              <w:bottom w:type="dxa" w:w="60"/>
+              <w:right w:type="dxa" w:w="90"/>
+            </w:tcMar>
+          </w:tcPr>
+          <w:p>
+            <w:r>
+              <w:rPr>
+                <w:rFonts w:ascii="Microsoft JhengHei" w:cs="Microsoft JhengHei" w:eastAsia="Microsoft JhengHei" w:hAnsi="Microsoft JhengHei"/>
+                <w:color w:val="222222"/>
+                <w:sz w:val="20"/>
+                <w:szCs w:val="20"/>
+              </w:rPr>
+              <w:t xml:space="preserve">兩人一組先約定順序、輪流不搶；專注完成一次操作</w:t>
+            </w:r>
+          </w:p>
+        </w:tc>
+      </w:tr>
+      <w:tr>
+        <w:tc>
+          <w:tcPr>
+            <w:tcW w:type="dxa" w:w="2100"/>
+            <w:shd w:fill="E1F4F1" w:val="clear"/>
+            <w:tcMar>
+              <w:top w:type="dxa" w:w="60"/>
+              <w:left w:type="dxa" w:w="90"/>
+              <w:bottom w:type="dxa" w:w="60"/>
+              <w:right w:type="dxa" w:w="90"/>
+            </w:tcMar>
+          </w:tcPr>
+          <w:p>
+            <w:r>
+              <w:rPr>
+                <w:rFonts w:ascii="Microsoft JhengHei" w:cs="Microsoft JhengHei" w:eastAsia="Microsoft JhengHei" w:hAnsi="Microsoft JhengHei"/>
+                <w:b/>
+                <w:bCs/>
+                <w:color w:val="222222"/>
+                <w:sz w:val="20"/>
+                <w:szCs w:val="20"/>
+              </w:rPr>
+              <w:t xml:space="preserve">③ 建構</w:t>
+            </w:r>
+          </w:p>
+        </w:tc>
+        <w:tc>
+          <w:tcPr>
+            <w:tcW w:type="dxa" w:w="3400"/>
+            <w:tcMar>
+              <w:top w:type="dxa" w:w="60"/>
+              <w:left w:type="dxa" w:w="90"/>
+              <w:bottom w:type="dxa" w:w="60"/>
+              <w:right w:type="dxa" w:w="90"/>
+            </w:tcMar>
+          </w:tcPr>
+          <w:p>
+            <w:r>
+              <w:rPr>
+                <w:rFonts w:ascii="Microsoft JhengHei" w:cs="Microsoft JhengHei" w:eastAsia="Microsoft JhengHei" w:hAnsi="Microsoft JhengHei"/>
+                <w:color w:val="222222"/>
+                <w:sz w:val="20"/>
+                <w:szCs w:val="20"/>
+              </w:rPr>
+              <w:t xml:space="preserve">社會覺察</w:t>
+            </w:r>
+          </w:p>
+        </w:tc>
+        <w:tc>
+          <w:tcPr>
+            <w:tcW w:type="dxa" w:w="3860"/>
+            <w:tcMar>
+              <w:top w:type="dxa" w:w="60"/>
+              <w:left w:type="dxa" w:w="90"/>
+              <w:bottom w:type="dxa" w:w="60"/>
+              <w:right w:type="dxa" w:w="90"/>
+            </w:tcMar>
+          </w:tcPr>
+          <w:p>
+            <w:r>
+              <w:rPr>
+                <w:rFonts w:ascii="Microsoft JhengHei" w:cs="Microsoft JhengHei" w:eastAsia="Microsoft JhengHei" w:hAnsi="Microsoft JhengHei"/>
+                <w:color w:val="222222"/>
+                <w:sz w:val="20"/>
+                <w:szCs w:val="20"/>
+              </w:rPr>
+              <w:t xml:space="preserve">觀察並尊重同學不同的做法與表達方式</w:t>
+            </w:r>
+          </w:p>
+        </w:tc>
+      </w:tr>
+      <w:tr>
+        <w:tc>
+          <w:tcPr>
+            <w:tcW w:type="dxa" w:w="2100"/>
+            <w:shd w:fill="E1F4F1" w:val="clear"/>
+            <w:tcMar>
+              <w:top w:type="dxa" w:w="60"/>
+              <w:left w:type="dxa" w:w="90"/>
+              <w:bottom w:type="dxa" w:w="60"/>
+              <w:right w:type="dxa" w:w="90"/>
+            </w:tcMar>
+          </w:tcPr>
+          <w:p>
+            <w:r>
+              <w:rPr>
+                <w:rFonts w:ascii="Microsoft JhengHei" w:cs="Microsoft JhengHei" w:eastAsia="Microsoft JhengHei" w:hAnsi="Microsoft JhengHei"/>
+                <w:b/>
+                <w:bCs/>
+                <w:color w:val="222222"/>
+                <w:sz w:val="20"/>
+                <w:szCs w:val="20"/>
+              </w:rPr>
+              <w:t xml:space="preserve">④ 應用</w:t>
+            </w:r>
+          </w:p>
+        </w:tc>
+        <w:tc>
+          <w:tcPr>
+            <w:tcW w:type="dxa" w:w="3400"/>
+            <w:tcMar>
+              <w:top w:type="dxa" w:w="60"/>
+              <w:left w:type="dxa" w:w="90"/>
+              <w:bottom w:type="dxa" w:w="60"/>
+              <w:right w:type="dxa" w:w="90"/>
+            </w:tcMar>
+          </w:tcPr>
+          <w:p>
+            <w:r>
+              <w:rPr>
+                <w:rFonts w:ascii="Microsoft JhengHei" w:cs="Microsoft JhengHei" w:eastAsia="Microsoft JhengHei" w:hAnsi="Microsoft JhengHei"/>
+                <w:color w:val="222222"/>
+                <w:sz w:val="20"/>
+                <w:szCs w:val="20"/>
+              </w:rPr>
+              <w:t xml:space="preserve">負責任的決定</w:t>
+            </w:r>
+          </w:p>
+        </w:tc>
+        <w:tc>
+          <w:tcPr>
+            <w:tcW w:type="dxa" w:w="3860"/>
+            <w:tcMar>
+              <w:top w:type="dxa" w:w="60"/>
+              <w:left w:type="dxa" w:w="90"/>
+              <w:bottom w:type="dxa" w:w="60"/>
+              <w:right w:type="dxa" w:w="90"/>
+            </w:tcMar>
+          </w:tcPr>
+          <w:p>
+            <w:r>
+              <w:rPr>
+                <w:rFonts w:ascii="Microsoft JhengHei" w:cs="Microsoft JhengHei" w:eastAsia="Microsoft JhengHei" w:hAnsi="Microsoft JhengHei"/>
+                <w:color w:val="222222"/>
+                <w:sz w:val="20"/>
+                <w:szCs w:val="20"/>
+              </w:rPr>
+              <w:t xml:space="preserve">遮陽決策、光的安全使用（不聚焦太陽光於人體）</w:t>
+            </w:r>
+          </w:p>
+        </w:tc>
+      </w:tr>
+      <w:tr>
+        <w:tc>
+          <w:tcPr>
+            <w:tcW w:type="dxa" w:w="2100"/>
+            <w:shd w:fill="E1F4F1" w:val="clear"/>
+            <w:tcMar>
+              <w:top w:type="dxa" w:w="60"/>
+              <w:left w:type="dxa" w:w="90"/>
+              <w:bottom w:type="dxa" w:w="60"/>
+              <w:right w:type="dxa" w:w="90"/>
+            </w:tcMar>
+          </w:tcPr>
+          <w:p>
+            <w:r>
+              <w:rPr>
+                <w:rFonts w:ascii="Microsoft JhengHei" w:cs="Microsoft JhengHei" w:eastAsia="Microsoft JhengHei" w:hAnsi="Microsoft JhengHei"/>
+                <w:b/>
+                <w:bCs/>
+                <w:color w:val="222222"/>
+                <w:sz w:val="20"/>
+                <w:szCs w:val="20"/>
+              </w:rPr>
+              <w:t xml:space="preserve">⑤ 統整</w:t>
+            </w:r>
+          </w:p>
+        </w:tc>
+        <w:tc>
+          <w:tcPr>
+            <w:tcW w:type="dxa" w:w="3400"/>
+            <w:tcMar>
+              <w:top w:type="dxa" w:w="60"/>
+              <w:left w:type="dxa" w:w="90"/>
+              <w:bottom w:type="dxa" w:w="60"/>
+              <w:right w:type="dxa" w:w="90"/>
+            </w:tcMar>
+          </w:tcPr>
+          <w:p>
+            <w:r>
+              <w:rPr>
+                <w:rFonts w:ascii="Microsoft JhengHei" w:cs="Microsoft JhengHei" w:eastAsia="Microsoft JhengHei" w:hAnsi="Microsoft JhengHei"/>
+                <w:color w:val="222222"/>
+                <w:sz w:val="20"/>
+                <w:szCs w:val="20"/>
+              </w:rPr>
+              <w:t xml:space="preserve">自我覺察・人際技巧</w:t>
+            </w:r>
+          </w:p>
+        </w:tc>
+        <w:tc>
+          <w:tcPr>
+            <w:tcW w:type="dxa" w:w="3860"/>
+            <w:tcMar>
+              <w:top w:type="dxa" w:w="60"/>
+              <w:left w:type="dxa" w:w="90"/>
+              <w:bottom w:type="dxa" w:w="60"/>
+              <w:right w:type="dxa" w:w="90"/>
+            </w:tcMar>
+          </w:tcPr>
+          <w:p>
+            <w:r>
+              <w:rPr>
+                <w:rFonts w:ascii="Microsoft JhengHei" w:cs="Microsoft JhengHei" w:eastAsia="Microsoft JhengHei" w:hAnsi="Microsoft JhengHei"/>
+                <w:color w:val="222222"/>
+                <w:sz w:val="20"/>
+                <w:szCs w:val="20"/>
+              </w:rPr>
+              <w:t xml:space="preserve">成就反思；向組員表達感謝</w:t>
+            </w:r>
+          </w:p>
+        </w:tc>
+      </w:tr>
+    </w:tbl>
+    <w:p>
+      <w:pPr>
+        <w:pBdr>
+          <w:bottom w:val="single" w:color="1F6FB2" w:sz="8"/>
+        </w:pBdr>
+        <w:spacing w:after="80" w:before="200"/>
+      </w:pPr>
+      <w:r>
+        <w:rPr>
+          <w:rFonts w:ascii="Microsoft JhengHei" w:cs="Microsoft JhengHei" w:eastAsia="Microsoft JhengHei" w:hAnsi="Microsoft JhengHei"/>
+          <w:b/>
+          <w:bCs/>
+          <w:color w:val="1F6FB2"/>
+          <w:sz w:val="25"/>
+          <w:szCs w:val="25"/>
+        </w:rPr>
+        <w:t xml:space="preserve">二、結構化與視覺化支持（開課前先架好）</w:t>
+      </w:r>
+    </w:p>
+    <w:p>
+      <w:pPr>
+        <w:spacing w:after="70" w:before="0"/>
+      </w:pPr>
+      <w:r>
+        <w:rPr>
+          <w:rFonts w:ascii="Microsoft JhengHei" w:cs="Microsoft JhengHei" w:eastAsia="Microsoft JhengHei" w:hAnsi="Microsoft JhengHei"/>
+          <w:b/>
+          <w:bCs/>
+          <w:color w:val="0E8C7F"/>
+          <w:sz w:val="22"/>
+          <w:szCs w:val="22"/>
+        </w:rPr>
+        <w:t xml:space="preserve">任務簽到（狀態燈）：</w:t>
+      </w:r>
+      <w:r>
+        <w:rPr>
+          <w:rFonts w:ascii="Microsoft JhengHei" w:cs="Microsoft JhengHei" w:eastAsia="Microsoft JhengHei" w:hAnsi="Microsoft JhengHei"/>
+          <w:color w:val="222222"/>
+          <w:sz w:val="22"/>
+          <w:szCs w:val="22"/>
+        </w:rPr>
+        <w:t xml:space="preserve">三格圖卡 🟢可以出任務／🟡普通／🔴需要支援。開場與結尾各簽到一次，學生用指認即可。</w:t>
+      </w:r>
+    </w:p>
+    <w:p>
+      <w:pPr>
+        <w:spacing w:after="70" w:before="0"/>
+      </w:pPr>
+      <w:r>
+        <w:rPr>
+          <w:rFonts w:ascii="Microsoft JhengHei" w:cs="Microsoft JhengHei" w:eastAsia="Microsoft JhengHei" w:hAnsi="Microsoft JhengHei"/>
+          <w:b/>
+          <w:bCs/>
+          <w:color w:val="1F6FB2"/>
+          <w:sz w:val="22"/>
+          <w:szCs w:val="22"/>
+        </w:rPr>
+        <w:t xml:space="preserve">任務流程條（5格）：</w:t>
+      </w:r>
+      <w:r>
+        <w:rPr>
+          <w:rFonts w:ascii="Microsoft JhengHei" w:cs="Microsoft JhengHei" w:eastAsia="Microsoft JhengHei" w:hAnsi="Microsoft JhengHei"/>
+          <w:color w:val="222222"/>
+          <w:sz w:val="22"/>
+          <w:szCs w:val="22"/>
+        </w:rPr>
+        <w:t xml:space="preserve">① 簽到 → ② 找光 → ③ 擋光 → ④ 看影 → ⑤ 回報。完成一格翻面一格，讓學生預期還剩幾步。</w:t>
+      </w:r>
+    </w:p>
+    <w:p>
+      <w:pPr>
+        <w:spacing w:after="70" w:before="0"/>
+      </w:pPr>
+      <w:r>
+        <w:rPr>
+          <w:rFonts w:ascii="Microsoft JhengHei" w:cs="Microsoft JhengHei" w:eastAsia="Microsoft JhengHei" w:hAnsi="Microsoft JhengHei"/>
+          <w:b/>
+          <w:bCs/>
+          <w:color w:val="1F6FB2"/>
+          <w:sz w:val="22"/>
+          <w:szCs w:val="22"/>
+        </w:rPr>
+        <w:t xml:space="preserve">先—後提示卡：</w:t>
+      </w:r>
+      <w:r>
+        <w:rPr>
+          <w:rFonts w:ascii="Microsoft JhengHei" w:cs="Microsoft JhengHei" w:eastAsia="Microsoft JhengHei" w:hAnsi="Microsoft JhengHei"/>
+          <w:color w:val="222222"/>
+          <w:sz w:val="22"/>
+          <w:szCs w:val="22"/>
+        </w:rPr>
+        <w:t xml:space="preserve">「先完成操作，再選下一個活動」，降低轉換焦慮。</w:t>
+      </w:r>
+    </w:p>
+    <w:p>
+      <w:pPr>
+        <w:spacing w:after="70" w:before="0"/>
+      </w:pPr>
+      <w:r>
+        <w:rPr>
+          <w:rFonts w:ascii="Microsoft JhengHei" w:cs="Microsoft JhengHei" w:eastAsia="Microsoft JhengHei" w:hAnsi="Microsoft JhengHei"/>
+          <w:b/>
+          <w:bCs/>
+          <w:color w:val="C0392B"/>
+          <w:sz w:val="22"/>
+          <w:szCs w:val="22"/>
+        </w:rPr>
+        <w:t xml:space="preserve">統一安全符號：</w:t>
+      </w:r>
+      <w:r>
+        <w:rPr>
+          <w:rFonts w:ascii="Microsoft JhengHei" w:cs="Microsoft JhengHei" w:eastAsia="Microsoft JhengHei" w:hAnsi="Microsoft JhengHei"/>
+          <w:color w:val="222222"/>
+          <w:sz w:val="22"/>
+          <w:szCs w:val="22"/>
+        </w:rPr>
+        <w:t xml:space="preserve">停、等待、不可碰、護眼、請求協助——每次實驗前用同一套，建立可預測性。</w:t>
+      </w:r>
+    </w:p>
+    <w:p>
+      <w:pPr>
+        <w:spacing w:after="70" w:before="0"/>
+      </w:pPr>
+      <w:r>
+        <w:rPr>
+          <w:rFonts w:ascii="Microsoft JhengHei" w:cs="Microsoft JhengHei" w:eastAsia="Microsoft JhengHei" w:hAnsi="Microsoft JhengHei"/>
+          <w:b/>
+          <w:bCs/>
+          <w:color w:val="C0392B"/>
+          <w:sz w:val="22"/>
+          <w:szCs w:val="22"/>
+        </w:rPr>
+        <w:t xml:space="preserve">⚠ 關燈預告句（照顧情緒、務必先講再做）：</w:t>
+      </w:r>
+    </w:p>
+    <w:p>
+      <w:pPr>
+        <w:pBdr>
+          <w:left w:val="single" w:color="1F6FB2" w:sz="18" w:space="8"/>
+        </w:pBdr>
+        <w:spacing w:after="60"/>
+        <w:ind w:left="260"/>
+      </w:pPr>
+      <w:r>
+        <w:rPr>
+          <w:rFonts w:ascii="Microsoft JhengHei" w:cs="Microsoft JhengHei" w:eastAsia="Microsoft JhengHei" w:hAnsi="Microsoft JhengHei"/>
+          <w:b/>
+          <w:bCs/>
+          <w:color w:val="1F6FB2"/>
+          <w:sz w:val="22"/>
+          <w:szCs w:val="22"/>
+        </w:rPr>
+        <w:t xml:space="preserve">🗣 老師：</w:t>
+      </w:r>
+      <w:r>
+        <w:rPr>
+          <w:rFonts w:ascii="Microsoft JhengHei" w:cs="Microsoft JhengHei" w:eastAsia="Microsoft JhengHei" w:hAnsi="Microsoft JhengHei"/>
+          <w:color w:val="222222"/>
+          <w:sz w:val="23"/>
+          <w:szCs w:val="23"/>
+        </w:rPr>
+        <w:t xml:space="preserve">「等一下我們會把燈關掉，讓實驗看得更清楚，教室會變暗，我會先數三聲。如果你需要，可以待在安靜角——這不是退出，是照顧自己，隨時可以再回來。3—2—1，關。」</w:t>
+      </w:r>
+    </w:p>
+    <w:p>
+      <w:pPr>
+        <w:pBdr>
+          <w:bottom w:val="single" w:color="1F6FB2" w:sz="8"/>
+        </w:pBdr>
+        <w:spacing w:after="80" w:before="200"/>
+      </w:pPr>
+      <w:r>
+        <w:rPr>
+          <w:rFonts w:ascii="Microsoft JhengHei" w:cs="Microsoft JhengHei" w:eastAsia="Microsoft JhengHei" w:hAnsi="Microsoft JhengHei"/>
+          <w:b/>
+          <w:bCs/>
+          <w:color w:val="1F6FB2"/>
+          <w:sz w:val="25"/>
+          <w:szCs w:val="25"/>
+        </w:rPr>
+        <w:t xml:space="preserve">三、先診斷、再破解的迷思</w:t>
       </w:r>
     </w:p>
     <w:tbl>
@@ -503,7 +1212,7 @@
                 <w:sz w:val="20"/>
                 <w:szCs w:val="20"/>
               </w:rPr>
-              <w:t xml:space="preserve">影子是「黑黑的東西」貼在地上</w:t>
+              <w:t xml:space="preserve">影子是一個「黑色的東西」貼在地上</w:t>
             </w:r>
           </w:p>
         </w:tc>
@@ -525,7 +1234,7 @@
                 <w:sz w:val="20"/>
                 <w:szCs w:val="20"/>
               </w:rPr>
-              <w:t xml:space="preserve">拿走手電筒 → 影子消失，證明影子不是物體本身</w:t>
+              <w:t xml:space="preserve">移走光源 → 影子消失，證明影子不是實體物</w:t>
             </w:r>
           </w:p>
         </w:tc>
@@ -596,7 +1305,7 @@
                 <w:sz w:val="20"/>
                 <w:szCs w:val="20"/>
               </w:rPr>
-              <w:t xml:space="preserve">打孔卡排直線，光只走直線；卡片移歪，光就過不去</w:t>
+              <w:t xml:space="preserve">打孔卡排直線；卡片移歪，光就無法通過</w:t>
             </w:r>
           </w:p>
         </w:tc>
@@ -667,7 +1376,7 @@
                 <w:sz w:val="20"/>
                 <w:szCs w:val="20"/>
               </w:rPr>
-              <w:t xml:space="preserve">關燈（先預告）→ 全暗沒有影子；開燈 → 影子回來</w:t>
+              <w:t xml:space="preserve">（先預告後）關燈全暗 → 沒有影子；開燈 → 影子回來</w:t>
             </w:r>
           </w:p>
         </w:tc>
@@ -689,98 +1398,104 @@
           <w:sz w:val="25"/>
           <w:szCs w:val="25"/>
         </w:rPr>
-        <w:t xml:space="preserve">二、固定儀式與安全預告（自閉症學生可預測）</w:t>
-      </w:r>
-    </w:p>
-    <w:p>
-      <w:pPr>
-        <w:spacing w:after="70" w:before="0"/>
-      </w:pPr>
-      <w:r>
-        <w:rPr>
-          <w:rFonts w:ascii="Microsoft JhengHei" w:cs="Microsoft JhengHei" w:eastAsia="Microsoft JhengHei" w:hAnsi="Microsoft JhengHei"/>
-          <w:b/>
-          <w:bCs/>
-          <w:color w:val="1F6FB2"/>
-          <w:sz w:val="22"/>
-          <w:szCs w:val="22"/>
-        </w:rPr>
-        <w:t xml:space="preserve">開場儀式：</w:t>
-      </w:r>
-      <w:r>
-        <w:rPr>
-          <w:rFonts w:ascii="Microsoft JhengHei" w:cs="Microsoft JhengHei" w:eastAsia="Microsoft JhengHei" w:hAnsi="Microsoft JhengHei"/>
+        <w:t xml:space="preserve">四、逐字台詞流程（青少年語氣・照著唸就好）</w:t>
+      </w:r>
+    </w:p>
+    <w:p>
+      <w:pPr>
+        <w:shd w:fill="F2F2F2" w:val="clear"/>
+        <w:spacing w:after="120" w:before="0"/>
+      </w:pPr>
+      <w:r>
+        <w:rPr>
+          <w:rFonts w:ascii="Microsoft JhengHei" w:cs="Microsoft JhengHei" w:eastAsia="Microsoft JhengHei" w:hAnsi="Microsoft JhengHei"/>
+          <w:b/>
+          <w:bCs/>
           <w:color w:val="222222"/>
           <w:sz w:val="22"/>
           <w:szCs w:val="22"/>
         </w:rPr>
-        <w:t xml:space="preserve">拍手兩下，一起唸「燈燈亮，來找光」，出示視覺流程條（5 格）。</w:t>
-      </w:r>
-    </w:p>
-    <w:p>
-      <w:pPr>
-        <w:spacing w:after="70" w:before="0"/>
-      </w:pPr>
-      <w:r>
-        <w:rPr>
-          <w:rFonts w:ascii="Microsoft JhengHei" w:cs="Microsoft JhengHei" w:eastAsia="Microsoft JhengHei" w:hAnsi="Microsoft JhengHei"/>
-          <w:b/>
-          <w:bCs/>
-          <w:color w:val="1F6FB2"/>
+        <w:t xml:space="preserve">使用說明：</w:t>
+      </w:r>
+      <w:r>
+        <w:rPr>
+          <w:rFonts w:ascii="Microsoft JhengHei" w:cs="Microsoft JhengHei" w:eastAsia="Microsoft JhengHei" w:hAnsi="Microsoft JhengHei"/>
+          <w:color w:val="555555"/>
+          <w:sz w:val="20"/>
+          <w:szCs w:val="20"/>
+        </w:rPr>
+        <w:t xml:space="preserve">🗣 你要說的話（對象是同學，不是小朋友）；（動作）你要做的事；💚 SEL 帶入點；⭐ 增強語（具體稱讚，不空泛）；🔵🟠 兩層帶法；⏱ 等待秒數。你的停頓，就是學生在思考的時間。</w:t>
+      </w:r>
+    </w:p>
+    <w:p>
+      <w:pPr>
+        <w:shd w:fill="1F6FB2" w:val="clear"/>
+        <w:spacing w:after="90" w:before="220"/>
+      </w:pPr>
+      <w:r>
+        <w:rPr>
+          <w:rFonts w:ascii="Microsoft JhengHei" w:cs="Microsoft JhengHei" w:eastAsia="Microsoft JhengHei" w:hAnsi="Microsoft JhengHei"/>
+          <w:b/>
+          <w:bCs/>
+          <w:color w:val="FFFFFF"/>
+          <w:sz w:val="24"/>
+          <w:szCs w:val="24"/>
+        </w:rPr>
+        <w:t xml:space="preserve">  ① 動機・情緒定錨 + 真實提問</w:t>
+      </w:r>
+      <w:r>
+        <w:rPr>
+          <w:rFonts w:ascii="Microsoft JhengHei" w:cs="Microsoft JhengHei" w:eastAsia="Microsoft JhengHei" w:hAnsi="Microsoft JhengHei"/>
+          <w:b/>
+          <w:bCs/>
+          <w:color w:val="D6E9F8"/>
           <w:sz w:val="22"/>
           <w:szCs w:val="22"/>
         </w:rPr>
-        <w:t xml:space="preserve">視覺流程條：</w:t>
-      </w:r>
-      <w:r>
-        <w:rPr>
-          <w:rFonts w:ascii="Microsoft JhengHei" w:cs="Microsoft JhengHei" w:eastAsia="Microsoft JhengHei" w:hAnsi="Microsoft JhengHei"/>
-          <w:color w:val="222222"/>
-          <w:sz w:val="22"/>
-          <w:szCs w:val="22"/>
-        </w:rPr>
-        <w:t xml:space="preserve">① 找光 🔦　② 擋光 ✋　③ 看影 👤　④ 變影 🔁　⑤ 收工 ✅　（完成一格翻面一格）</w:t>
-      </w:r>
-    </w:p>
-    <w:p>
-      <w:pPr>
-        <w:spacing w:after="70" w:before="0"/>
-      </w:pPr>
-      <w:r>
-        <w:rPr>
-          <w:rFonts w:ascii="Microsoft JhengHei" w:cs="Microsoft JhengHei" w:eastAsia="Microsoft JhengHei" w:hAnsi="Microsoft JhengHei"/>
-          <w:b/>
-          <w:bCs/>
-          <w:color w:val="1F6FB2"/>
-          <w:sz w:val="22"/>
-          <w:szCs w:val="22"/>
-        </w:rPr>
-        <w:t xml:space="preserve">結束儀式：</w:t>
-      </w:r>
-      <w:r>
-        <w:rPr>
-          <w:rFonts w:ascii="Microsoft JhengHei" w:cs="Microsoft JhengHei" w:eastAsia="Microsoft JhengHei" w:hAnsi="Microsoft JhengHei"/>
-          <w:color w:val="222222"/>
-          <w:sz w:val="22"/>
-          <w:szCs w:val="22"/>
-        </w:rPr>
-        <w:t xml:space="preserve">把影子貼紙貼上個人板，一起唸「燈燈關，影子躲」。</w:t>
-      </w:r>
-    </w:p>
-    <w:p>
-      <w:pPr>
-        <w:spacing w:after="70" w:before="0"/>
-      </w:pPr>
-      <w:r>
-        <w:rPr>
-          <w:rFonts w:ascii="Microsoft JhengHei" w:cs="Microsoft JhengHei" w:eastAsia="Microsoft JhengHei" w:hAnsi="Microsoft JhengHei"/>
-          <w:b/>
-          <w:bCs/>
-          <w:color w:val="C0392B"/>
-          <w:sz w:val="22"/>
-          <w:szCs w:val="22"/>
-        </w:rPr>
-        <w:t xml:space="preserve">⚠ 關燈預告句（務必照唸，先講再做）：</w:t>
+        <w:t xml:space="preserve">   ｜ 5 分鐘</w:t>
+      </w:r>
+    </w:p>
+    <w:p>
+      <w:pPr>
+        <w:spacing w:after="60"/>
+        <w:ind w:left="260"/>
+      </w:pPr>
+      <w:r>
+        <w:rPr>
+          <w:rFonts w:ascii="Microsoft JhengHei" w:cs="Microsoft JhengHei" w:eastAsia="Microsoft JhengHei" w:hAnsi="Microsoft JhengHei"/>
+          <w:i/>
+          <w:iCs/>
+          <w:color w:val="666666"/>
+          <w:sz w:val="20"/>
+          <w:szCs w:val="20"/>
+        </w:rPr>
+        <w:t xml:space="preserve">（動作）固定開場：手勢 + 一句「各位光線探員，任務一，開始。」出示任務流程條。</w:t>
+      </w:r>
+    </w:p>
+    <w:p>
+      <w:pPr>
+        <w:spacing w:after="60"/>
+        <w:ind w:left="260"/>
+      </w:pPr>
+      <w:r>
+        <w:rPr>
+          <w:rFonts w:ascii="Microsoft JhengHei" w:cs="Microsoft JhengHei" w:eastAsia="Microsoft JhengHei" w:hAnsi="Microsoft JhengHei"/>
+          <w:b/>
+          <w:bCs/>
+          <w:color w:val="0E8C7F"/>
+          <w:sz w:val="20"/>
+          <w:szCs w:val="20"/>
+        </w:rPr>
+        <w:t xml:space="preserve">💚 SEL｜</w:t>
+      </w:r>
+      <w:r>
+        <w:rPr>
+          <w:rFonts w:ascii="Microsoft JhengHei" w:cs="Microsoft JhengHei" w:eastAsia="Microsoft JhengHei" w:hAnsi="Microsoft JhengHei"/>
+          <w:color w:val="1a5c54"/>
+          <w:sz w:val="20"/>
+          <w:szCs w:val="20"/>
+        </w:rPr>
+        <w:t xml:space="preserve">先做任務簽到（狀態燈），自我覺察定錨。</w:t>
       </w:r>
     </w:p>
     <w:p>
@@ -809,7 +1524,1235 @@
           <w:sz w:val="23"/>
           <w:szCs w:val="23"/>
         </w:rPr>
-        <w:t xml:space="preserve">「等一下老師會把燈關掉，教室會變暗暗的，沒有關係，老師都在。我們一起數，3——2——1，關。」</w:t>
+        <w:t xml:space="preserve">「任務開始前，先照顧自己。看狀態燈，指出你現在的狀態：綠色可以出任務、黃色普通、紅色需要支援。你指出來，我就知道今天怎麼陪你。」</w:t>
+      </w:r>
+    </w:p>
+    <w:p>
+      <w:pPr>
+        <w:spacing w:after="90"/>
+        <w:ind w:left="260"/>
+      </w:pPr>
+      <w:r>
+        <w:rPr>
+          <w:rFonts w:ascii="Microsoft JhengHei" w:cs="Microsoft JhengHei" w:eastAsia="Microsoft JhengHei" w:hAnsi="Microsoft JhengHei"/>
+          <w:b/>
+          <w:bCs/>
+          <w:color w:val="8A6D00"/>
+          <w:sz w:val="20"/>
+          <w:szCs w:val="20"/>
+        </w:rPr>
+        <w:t xml:space="preserve">⏱ 等待 5 秒，給思考時間，不催、不搶答。</w:t>
+      </w:r>
+    </w:p>
+    <w:p>
+      <w:pPr>
+        <w:spacing w:after="60"/>
+        <w:ind w:left="260"/>
+      </w:pPr>
+      <w:r>
+        <w:rPr>
+          <w:rFonts w:ascii="Microsoft JhengHei" w:cs="Microsoft JhengHei" w:eastAsia="Microsoft JhengHei" w:hAnsi="Microsoft JhengHei"/>
+          <w:i/>
+          <w:iCs/>
+          <w:color w:val="666666"/>
+          <w:sz w:val="20"/>
+          <w:szCs w:val="20"/>
+        </w:rPr>
+        <w:t xml:space="preserve">（動作）拿出手機或手電筒（探照燈）照牆，照出你自己的影子，用生活情境切入。</w:t>
+      </w:r>
+    </w:p>
+    <w:p>
+      <w:pPr>
+        <w:pBdr>
+          <w:left w:val="single" w:color="1F6FB2" w:sz="18" w:space="8"/>
+        </w:pBdr>
+        <w:spacing w:after="60"/>
+        <w:ind w:left="260"/>
+      </w:pPr>
+      <w:r>
+        <w:rPr>
+          <w:rFonts w:ascii="Microsoft JhengHei" w:cs="Microsoft JhengHei" w:eastAsia="Microsoft JhengHei" w:hAnsi="Microsoft JhengHei"/>
+          <w:b/>
+          <w:bCs/>
+          <w:color w:val="1F6FB2"/>
+          <w:sz w:val="22"/>
+          <w:szCs w:val="22"/>
+        </w:rPr>
+        <w:t xml:space="preserve">🗣 老師：</w:t>
+      </w:r>
+      <w:r>
+        <w:rPr>
+          <w:rFonts w:ascii="Microsoft JhengHei" w:cs="Microsoft JhengHei" w:eastAsia="Microsoft JhengHei" w:hAnsi="Microsoft JhengHei"/>
+          <w:color w:val="222222"/>
+          <w:sz w:val="23"/>
+          <w:szCs w:val="23"/>
+        </w:rPr>
+        <w:t xml:space="preserve">「各位探員，你們用手機手電筒照過牆嗎？或走在球場燈光下，看過一個黑影一直跟著你？看——現在牆上這個黑影，它是什麼？從哪裡來？今天的任務，就是把它查清楚。」</w:t>
+      </w:r>
+    </w:p>
+    <w:p>
+      <w:pPr>
+        <w:spacing w:after="90"/>
+        <w:ind w:left="260"/>
+      </w:pPr>
+      <w:r>
+        <w:rPr>
+          <w:rFonts w:ascii="Microsoft JhengHei" w:cs="Microsoft JhengHei" w:eastAsia="Microsoft JhengHei" w:hAnsi="Microsoft JhengHei"/>
+          <w:b/>
+          <w:bCs/>
+          <w:color w:val="8A6D00"/>
+          <w:sz w:val="20"/>
+          <w:szCs w:val="20"/>
+        </w:rPr>
+        <w:t xml:space="preserve">⏱ 等待 10 秒，給思考時間，不催、不搶答。</w:t>
+      </w:r>
+    </w:p>
+    <w:p>
+      <w:pPr>
+        <w:spacing w:after="60"/>
+        <w:ind w:left="260"/>
+      </w:pPr>
+      <w:r>
+        <w:rPr>
+          <w:rFonts w:ascii="Microsoft JhengHei" w:cs="Microsoft JhengHei" w:eastAsia="Microsoft JhengHei" w:hAnsi="Microsoft JhengHei"/>
+          <w:b/>
+          <w:bCs/>
+          <w:color w:val="0E8C7F"/>
+          <w:sz w:val="20"/>
+          <w:szCs w:val="20"/>
+        </w:rPr>
+        <w:t xml:space="preserve">💚 SEL｜</w:t>
+      </w:r>
+      <w:r>
+        <w:rPr>
+          <w:rFonts w:ascii="Microsoft JhengHei" w:cs="Microsoft JhengHei" w:eastAsia="Microsoft JhengHei" w:hAnsi="Microsoft JhengHei"/>
+          <w:color w:val="1a5c54"/>
+          <w:sz w:val="20"/>
+          <w:szCs w:val="20"/>
+        </w:rPr>
+        <w:t xml:space="preserve">建立安全的嘗試氛圍（成長心態、自我管理）。</w:t>
+      </w:r>
+    </w:p>
+    <w:p>
+      <w:pPr>
+        <w:pBdr>
+          <w:left w:val="single" w:color="1F6FB2" w:sz="18" w:space="8"/>
+        </w:pBdr>
+        <w:spacing w:after="60"/>
+        <w:ind w:left="260"/>
+      </w:pPr>
+      <w:r>
+        <w:rPr>
+          <w:rFonts w:ascii="Microsoft JhengHei" w:cs="Microsoft JhengHei" w:eastAsia="Microsoft JhengHei" w:hAnsi="Microsoft JhengHei"/>
+          <w:b/>
+          <w:bCs/>
+          <w:color w:val="1F6FB2"/>
+          <w:sz w:val="22"/>
+          <w:szCs w:val="22"/>
+        </w:rPr>
+        <w:t xml:space="preserve">🗣 老師：</w:t>
+      </w:r>
+      <w:r>
+        <w:rPr>
+          <w:rFonts w:ascii="Microsoft JhengHei" w:cs="Microsoft JhengHei" w:eastAsia="Microsoft JhengHei" w:hAnsi="Microsoft JhengHei"/>
+          <w:color w:val="222222"/>
+          <w:sz w:val="23"/>
+          <w:szCs w:val="23"/>
+        </w:rPr>
+        <w:t xml:space="preserve">「先講清楚：任務裡猜錯很正常。真正的探員都是一直試、一直修正，才找到答案。你願意試，就已經在執行任務了。」</w:t>
+      </w:r>
+    </w:p>
+    <w:p>
+      <w:pPr>
+        <w:spacing w:after="70" w:before="0"/>
+        <w:ind w:left="260"/>
+      </w:pPr>
+      <w:r>
+        <w:rPr>
+          <w:rFonts w:ascii="Microsoft JhengHei" w:cs="Microsoft JhengHei" w:eastAsia="Microsoft JhengHei" w:hAnsi="Microsoft JhengHei"/>
+          <w:i/>
+          <w:iCs/>
+          <w:color w:val="E07B00"/>
+          <w:sz w:val="20"/>
+          <w:szCs w:val="20"/>
+        </w:rPr>
+        <w:t xml:space="preserve">★ 開場這個問題（黑影是什麼、從哪來），結尾會由學生自己回答。</w:t>
+      </w:r>
+    </w:p>
+    <w:p>
+      <w:pPr>
+        <w:shd w:fill="1F6FB2" w:val="clear"/>
+        <w:spacing w:after="90" w:before="220"/>
+      </w:pPr>
+      <w:r>
+        <w:rPr>
+          <w:rFonts w:ascii="Microsoft JhengHei" w:cs="Microsoft JhengHei" w:eastAsia="Microsoft JhengHei" w:hAnsi="Microsoft JhengHei"/>
+          <w:b/>
+          <w:bCs/>
+          <w:color w:val="FFFFFF"/>
+          <w:sz w:val="24"/>
+          <w:szCs w:val="24"/>
+        </w:rPr>
+        <w:t xml:space="preserve">  ② 探索・兩人合作、先操作後命名</w:t>
+      </w:r>
+      <w:r>
+        <w:rPr>
+          <w:rFonts w:ascii="Microsoft JhengHei" w:cs="Microsoft JhengHei" w:eastAsia="Microsoft JhengHei" w:hAnsi="Microsoft JhengHei"/>
+          <w:b/>
+          <w:bCs/>
+          <w:color w:val="D6E9F8"/>
+          <w:sz w:val="22"/>
+          <w:szCs w:val="22"/>
+        </w:rPr>
+        <w:t xml:space="preserve">   ｜ 10 分鐘</w:t>
+      </w:r>
+    </w:p>
+    <w:p>
+      <w:pPr>
+        <w:spacing w:after="60"/>
+        <w:ind w:left="260"/>
+      </w:pPr>
+      <w:r>
+        <w:rPr>
+          <w:rFonts w:ascii="Microsoft JhengHei" w:cs="Microsoft JhengHei" w:eastAsia="Microsoft JhengHei" w:hAnsi="Microsoft JhengHei"/>
+          <w:i/>
+          <w:iCs/>
+          <w:color w:val="666666"/>
+          <w:sz w:val="20"/>
+          <w:szCs w:val="20"/>
+        </w:rPr>
+        <w:t xml:space="preserve">（動作）每組一支探照燈（手電筒）、一個不透明物體。兩人一組。</w:t>
+      </w:r>
+    </w:p>
+    <w:p>
+      <w:pPr>
+        <w:spacing w:after="60"/>
+        <w:ind w:left="260"/>
+      </w:pPr>
+      <w:r>
+        <w:rPr>
+          <w:rFonts w:ascii="Microsoft JhengHei" w:cs="Microsoft JhengHei" w:eastAsia="Microsoft JhengHei" w:hAnsi="Microsoft JhengHei"/>
+          <w:b/>
+          <w:bCs/>
+          <w:color w:val="0E8C7F"/>
+          <w:sz w:val="20"/>
+          <w:szCs w:val="20"/>
+        </w:rPr>
+        <w:t xml:space="preserve">💚 SEL｜</w:t>
+      </w:r>
+      <w:r>
+        <w:rPr>
+          <w:rFonts w:ascii="Microsoft JhengHei" w:cs="Microsoft JhengHei" w:eastAsia="Microsoft JhengHei" w:hAnsi="Microsoft JhengHei"/>
+          <w:color w:val="1a5c54"/>
+          <w:sz w:val="20"/>
+          <w:szCs w:val="20"/>
+        </w:rPr>
+        <w:t xml:space="preserve">合作前先約定分工（人際技巧、自我管理）。</w:t>
+      </w:r>
+    </w:p>
+    <w:p>
+      <w:pPr>
+        <w:pBdr>
+          <w:left w:val="single" w:color="1F6FB2" w:sz="18" w:space="8"/>
+        </w:pBdr>
+        <w:spacing w:after="60"/>
+        <w:ind w:left="260"/>
+      </w:pPr>
+      <w:r>
+        <w:rPr>
+          <w:rFonts w:ascii="Microsoft JhengHei" w:cs="Microsoft JhengHei" w:eastAsia="Microsoft JhengHei" w:hAnsi="Microsoft JhengHei"/>
+          <w:b/>
+          <w:bCs/>
+          <w:color w:val="1F6FB2"/>
+          <w:sz w:val="22"/>
+          <w:szCs w:val="22"/>
+        </w:rPr>
+        <w:t xml:space="preserve">🗣 老師：</w:t>
+      </w:r>
+      <w:r>
+        <w:rPr>
+          <w:rFonts w:ascii="Microsoft JhengHei" w:cs="Microsoft JhengHei" w:eastAsia="Microsoft JhengHei" w:hAnsi="Microsoft JhengHei"/>
+          <w:color w:val="222222"/>
+          <w:sz w:val="23"/>
+          <w:szCs w:val="23"/>
+        </w:rPr>
+        <w:t xml:space="preserve">「兩位探員一組。出發前，先跟你的隊友講好誰先拿探照燈，我們輪流，不用搶，等一下換手。」</w:t>
+      </w:r>
+    </w:p>
+    <w:p>
+      <w:pPr>
+        <w:pBdr>
+          <w:left w:val="single" w:color="1F6FB2" w:sz="18" w:space="8"/>
+        </w:pBdr>
+        <w:spacing w:after="60"/>
+        <w:ind w:left="260"/>
+      </w:pPr>
+      <w:r>
+        <w:rPr>
+          <w:rFonts w:ascii="Microsoft JhengHei" w:cs="Microsoft JhengHei" w:eastAsia="Microsoft JhengHei" w:hAnsi="Microsoft JhengHei"/>
+          <w:b/>
+          <w:bCs/>
+          <w:color w:val="1F6FB2"/>
+          <w:sz w:val="22"/>
+          <w:szCs w:val="22"/>
+        </w:rPr>
+        <w:t xml:space="preserve">🗣 老師：</w:t>
+      </w:r>
+      <w:r>
+        <w:rPr>
+          <w:rFonts w:ascii="Microsoft JhengHei" w:cs="Microsoft JhengHei" w:eastAsia="Microsoft JhengHei" w:hAnsi="Microsoft JhengHei"/>
+          <w:color w:val="222222"/>
+          <w:sz w:val="23"/>
+          <w:szCs w:val="23"/>
+        </w:rPr>
+        <w:t xml:space="preserve">「任務來了：用你的探照燈，讓桌上出現那個黑影。找到以後，指給你的隊友看。」</w:t>
+      </w:r>
+    </w:p>
+    <w:p>
+      <w:pPr>
+        <w:spacing w:after="90"/>
+        <w:ind w:left="260"/>
+      </w:pPr>
+      <w:r>
+        <w:rPr>
+          <w:rFonts w:ascii="Microsoft JhengHei" w:cs="Microsoft JhengHei" w:eastAsia="Microsoft JhengHei" w:hAnsi="Microsoft JhengHei"/>
+          <w:b/>
+          <w:bCs/>
+          <w:color w:val="8A6D00"/>
+          <w:sz w:val="20"/>
+          <w:szCs w:val="20"/>
+        </w:rPr>
+        <w:t xml:space="preserve">⏱ 等待 10 秒（確保每個人都操作到），給思考時間，不催、不搶答。</w:t>
+      </w:r>
+    </w:p>
+    <w:p>
+      <w:pPr>
+        <w:spacing w:after="80"/>
+        <w:ind w:left="260"/>
+      </w:pPr>
+      <w:r>
+        <w:rPr>
+          <w:rFonts w:ascii="Microsoft JhengHei" w:cs="Microsoft JhengHei" w:eastAsia="Microsoft JhengHei" w:hAnsi="Microsoft JhengHei"/>
+          <w:b/>
+          <w:bCs/>
+          <w:color w:val="1F6FB2"/>
+          <w:sz w:val="20"/>
+          <w:szCs w:val="20"/>
+        </w:rPr>
+        <w:t xml:space="preserve">🔵操作　</w:t>
+      </w:r>
+      <w:r>
+        <w:rPr>
+          <w:rFonts w:ascii="Microsoft JhengHei" w:cs="Microsoft JhengHei" w:eastAsia="Microsoft JhengHei" w:hAnsi="Microsoft JhengHei"/>
+          <w:color w:val="222222"/>
+          <w:sz w:val="20"/>
+          <w:szCs w:val="20"/>
+        </w:rPr>
+        <w:t xml:space="preserve">指出影子的位置（指認即通過）。　　</w:t>
+      </w:r>
+      <w:r>
+        <w:rPr>
+          <w:rFonts w:ascii="Microsoft JhengHei" w:cs="Microsoft JhengHei" w:eastAsia="Microsoft JhengHei" w:hAnsi="Microsoft JhengHei"/>
+          <w:b/>
+          <w:bCs/>
+          <w:color w:val="E07B00"/>
+          <w:sz w:val="20"/>
+          <w:szCs w:val="20"/>
+        </w:rPr>
+        <w:t xml:space="preserve">🟠推理　</w:t>
+      </w:r>
+      <w:r>
+        <w:rPr>
+          <w:rFonts w:ascii="Microsoft JhengHei" w:cs="Microsoft JhengHei" w:eastAsia="Microsoft JhengHei" w:hAnsi="Microsoft JhengHei"/>
+          <w:color w:val="222222"/>
+          <w:sz w:val="20"/>
+          <w:szCs w:val="20"/>
+        </w:rPr>
+        <w:t xml:space="preserve">說出因果句：「光被物體擋住，後面變暗，就出現影子。」</w:t>
+      </w:r>
+    </w:p>
+    <w:p>
+      <w:pPr>
+        <w:spacing w:after="90"/>
+        <w:ind w:left="260"/>
+      </w:pPr>
+      <w:r>
+        <w:rPr>
+          <w:rFonts w:ascii="Microsoft JhengHei" w:cs="Microsoft JhengHei" w:eastAsia="Microsoft JhengHei" w:hAnsi="Microsoft JhengHei"/>
+          <w:b/>
+          <w:bCs/>
+          <w:color w:val="1F6FB2"/>
+          <w:sz w:val="20"/>
+          <w:szCs w:val="20"/>
+        </w:rPr>
+        <w:t xml:space="preserve">提示層級：</w:t>
+      </w:r>
+      <w:r>
+        <w:rPr>
+          <w:rFonts w:ascii="Microsoft JhengHei" w:cs="Microsoft JhengHei" w:eastAsia="Microsoft JhengHei" w:hAnsi="Microsoft JhengHei"/>
+          <w:color w:val="222222"/>
+          <w:sz w:val="20"/>
+          <w:szCs w:val="20"/>
+        </w:rPr>
+        <w:t xml:space="preserve">獨立操作 → 手勢提示（指方向）→ 部分肢體協助（扶手帶動照射），完成後逐步褪除。</w:t>
+      </w:r>
+    </w:p>
+    <w:p>
+      <w:pPr>
+        <w:spacing w:after="60"/>
+        <w:ind w:left="260"/>
+      </w:pPr>
+      <w:r>
+        <w:rPr>
+          <w:rFonts w:ascii="Microsoft JhengHei" w:cs="Microsoft JhengHei" w:eastAsia="Microsoft JhengHei" w:hAnsi="Microsoft JhengHei"/>
+          <w:b/>
+          <w:bCs/>
+          <w:color w:val="E07B00"/>
+          <w:sz w:val="20"/>
+          <w:szCs w:val="20"/>
+        </w:rPr>
+        <w:t xml:space="preserve">⭐ 增強語｜</w:t>
+      </w:r>
+      <w:r>
+        <w:rPr>
+          <w:rFonts w:ascii="Microsoft JhengHei" w:cs="Microsoft JhengHei" w:eastAsia="Microsoft JhengHei" w:hAnsi="Microsoft JhengHei"/>
+          <w:color w:val="7a4a00"/>
+          <w:sz w:val="20"/>
+          <w:szCs w:val="20"/>
+        </w:rPr>
+        <w:t xml:space="preserve">「我看到你自己調整了角度才照出影子——這個『調整、再試一次』就是科學方法，做得很好。」</w:t>
+      </w:r>
+    </w:p>
+    <w:p>
+      <w:pPr>
+        <w:shd w:fill="1F6FB2" w:val="clear"/>
+        <w:spacing w:after="90" w:before="220"/>
+      </w:pPr>
+      <w:r>
+        <w:rPr>
+          <w:rFonts w:ascii="Microsoft JhengHei" w:cs="Microsoft JhengHei" w:eastAsia="Microsoft JhengHei" w:hAnsi="Microsoft JhengHei"/>
+          <w:b/>
+          <w:bCs/>
+          <w:color w:val="FFFFFF"/>
+          <w:sz w:val="24"/>
+          <w:szCs w:val="24"/>
+        </w:rPr>
+        <w:t xml:space="preserve">  ③ 建構・光走直線 + 擋光</w:t>
+      </w:r>
+      <w:r>
+        <w:rPr>
+          <w:rFonts w:ascii="Microsoft JhengHei" w:cs="Microsoft JhengHei" w:eastAsia="Microsoft JhengHei" w:hAnsi="Microsoft JhengHei"/>
+          <w:b/>
+          <w:bCs/>
+          <w:color w:val="D6E9F8"/>
+          <w:sz w:val="22"/>
+          <w:szCs w:val="22"/>
+        </w:rPr>
+        <w:t xml:space="preserve">   ｜ 10 分鐘</w:t>
+      </w:r>
+    </w:p>
+    <w:p>
+      <w:pPr>
+        <w:spacing w:after="60"/>
+        <w:ind w:left="260"/>
+      </w:pPr>
+      <w:r>
+        <w:rPr>
+          <w:rFonts w:ascii="Microsoft JhengHei" w:cs="Microsoft JhengHei" w:eastAsia="Microsoft JhengHei" w:hAnsi="Microsoft JhengHei"/>
+          <w:i/>
+          <w:iCs/>
+          <w:color w:val="666666"/>
+          <w:sz w:val="20"/>
+          <w:szCs w:val="20"/>
+        </w:rPr>
+        <w:t xml:space="preserve">（動作）三張中間打孔的卡片排成一直線，手電筒從一端照，光穿過三個洞。</w:t>
+      </w:r>
+    </w:p>
+    <w:p>
+      <w:pPr>
+        <w:pBdr>
+          <w:left w:val="single" w:color="1F6FB2" w:sz="18" w:space="8"/>
+        </w:pBdr>
+        <w:spacing w:after="60"/>
+        <w:ind w:left="260"/>
+      </w:pPr>
+      <w:r>
+        <w:rPr>
+          <w:rFonts w:ascii="Microsoft JhengHei" w:cs="Microsoft JhengHei" w:eastAsia="Microsoft JhengHei" w:hAnsi="Microsoft JhengHei"/>
+          <w:b/>
+          <w:bCs/>
+          <w:color w:val="1F6FB2"/>
+          <w:sz w:val="22"/>
+          <w:szCs w:val="22"/>
+        </w:rPr>
+        <w:t xml:space="preserve">🗣 老師：</w:t>
+      </w:r>
+      <w:r>
+        <w:rPr>
+          <w:rFonts w:ascii="Microsoft JhengHei" w:cs="Microsoft JhengHei" w:eastAsia="Microsoft JhengHei" w:hAnsi="Microsoft JhengHei"/>
+          <w:color w:val="222222"/>
+          <w:sz w:val="23"/>
+          <w:szCs w:val="23"/>
+        </w:rPr>
+        <w:t xml:space="preserve">「探員注意，光有一個很重要的情報：它只走直線，不會轉彎。看，三個洞排成一直線，光就直接穿過去。」</w:t>
+      </w:r>
+    </w:p>
+    <w:p>
+      <w:pPr>
+        <w:spacing w:after="60"/>
+        <w:ind w:left="260"/>
+      </w:pPr>
+      <w:r>
+        <w:rPr>
+          <w:rFonts w:ascii="Microsoft JhengHei" w:cs="Microsoft JhengHei" w:eastAsia="Microsoft JhengHei" w:hAnsi="Microsoft JhengHei"/>
+          <w:i/>
+          <w:iCs/>
+          <w:color w:val="666666"/>
+          <w:sz w:val="20"/>
+          <w:szCs w:val="20"/>
+        </w:rPr>
+        <w:t xml:space="preserve">（動作）把中間那張卡片移歪。</w:t>
+      </w:r>
+    </w:p>
+    <w:p>
+      <w:pPr>
+        <w:pBdr>
+          <w:left w:val="single" w:color="1F6FB2" w:sz="18" w:space="8"/>
+        </w:pBdr>
+        <w:spacing w:after="60"/>
+        <w:ind w:left="260"/>
+      </w:pPr>
+      <w:r>
+        <w:rPr>
+          <w:rFonts w:ascii="Microsoft JhengHei" w:cs="Microsoft JhengHei" w:eastAsia="Microsoft JhengHei" w:hAnsi="Microsoft JhengHei"/>
+          <w:b/>
+          <w:bCs/>
+          <w:color w:val="1F6FB2"/>
+          <w:sz w:val="22"/>
+          <w:szCs w:val="22"/>
+        </w:rPr>
+        <w:t xml:space="preserve">🗣 老師：</w:t>
+      </w:r>
+      <w:r>
+        <w:rPr>
+          <w:rFonts w:ascii="Microsoft JhengHei" w:cs="Microsoft JhengHei" w:eastAsia="Microsoft JhengHei" w:hAnsi="Microsoft JhengHei"/>
+          <w:color w:val="222222"/>
+          <w:sz w:val="23"/>
+          <w:szCs w:val="23"/>
+        </w:rPr>
+        <w:t xml:space="preserve">「如果我把中間這張移歪呢？光還過得去嗎？看——過不去了。因為光不會轉彎繞過去。」</w:t>
+      </w:r>
+    </w:p>
+    <w:p>
+      <w:pPr>
+        <w:spacing w:after="60"/>
+        <w:ind w:left="260"/>
+      </w:pPr>
+      <w:r>
+        <w:rPr>
+          <w:rFonts w:ascii="Microsoft JhengHei" w:cs="Microsoft JhengHei" w:eastAsia="Microsoft JhengHei" w:hAnsi="Microsoft JhengHei"/>
+          <w:b/>
+          <w:bCs/>
+          <w:color w:val="0E8C7F"/>
+          <w:sz w:val="20"/>
+          <w:szCs w:val="20"/>
+        </w:rPr>
+        <w:t xml:space="preserve">💚 SEL｜</w:t>
+      </w:r>
+      <w:r>
+        <w:rPr>
+          <w:rFonts w:ascii="Microsoft JhengHei" w:cs="Microsoft JhengHei" w:eastAsia="Microsoft JhengHei" w:hAnsi="Microsoft JhengHei"/>
+          <w:color w:val="1a5c54"/>
+          <w:sz w:val="20"/>
+          <w:szCs w:val="20"/>
+        </w:rPr>
+        <w:t xml:space="preserve">引導觀察他人做法（社會覺察）。</w:t>
+      </w:r>
+    </w:p>
+    <w:p>
+      <w:pPr>
+        <w:pBdr>
+          <w:left w:val="single" w:color="1F6FB2" w:sz="18" w:space="8"/>
+        </w:pBdr>
+        <w:spacing w:after="60"/>
+        <w:ind w:left="260"/>
+      </w:pPr>
+      <w:r>
+        <w:rPr>
+          <w:rFonts w:ascii="Microsoft JhengHei" w:cs="Microsoft JhengHei" w:eastAsia="Microsoft JhengHei" w:hAnsi="Microsoft JhengHei"/>
+          <w:b/>
+          <w:bCs/>
+          <w:color w:val="1F6FB2"/>
+          <w:sz w:val="22"/>
+          <w:szCs w:val="22"/>
+        </w:rPr>
+        <w:t xml:space="preserve">🗣 老師：</w:t>
+      </w:r>
+      <w:r>
+        <w:rPr>
+          <w:rFonts w:ascii="Microsoft JhengHei" w:cs="Microsoft JhengHei" w:eastAsia="Microsoft JhengHei" w:hAnsi="Microsoft JhengHei"/>
+          <w:color w:val="222222"/>
+          <w:sz w:val="23"/>
+          <w:szCs w:val="23"/>
+        </w:rPr>
+        <w:t xml:space="preserve">「看一下隔壁組是怎麼排的，跟你一樣嗎？不一樣也沒關係，我們等一下互相看看。」</w:t>
+      </w:r>
+    </w:p>
+    <w:p>
+      <w:pPr>
+        <w:spacing w:after="60"/>
+        <w:ind w:left="260"/>
+      </w:pPr>
+      <w:r>
+        <w:rPr>
+          <w:rFonts w:ascii="Microsoft JhengHei" w:cs="Microsoft JhengHei" w:eastAsia="Microsoft JhengHei" w:hAnsi="Microsoft JhengHei"/>
+          <w:i/>
+          <w:iCs/>
+          <w:color w:val="666666"/>
+          <w:sz w:val="20"/>
+          <w:szCs w:val="20"/>
+        </w:rPr>
+        <w:t xml:space="preserve">（動作）出示科學詞彙圖卡並命名：光源 ｜ 不透明 ｜ 直線前進 ｜ 影子（圖大字清楚）。</w:t>
+      </w:r>
+    </w:p>
+    <w:p>
+      <w:pPr>
+        <w:pBdr>
+          <w:left w:val="single" w:color="1F6FB2" w:sz="18" w:space="8"/>
+        </w:pBdr>
+        <w:spacing w:after="60"/>
+        <w:ind w:left="260"/>
+      </w:pPr>
+      <w:r>
+        <w:rPr>
+          <w:rFonts w:ascii="Microsoft JhengHei" w:cs="Microsoft JhengHei" w:eastAsia="Microsoft JhengHei" w:hAnsi="Microsoft JhengHei"/>
+          <w:b/>
+          <w:bCs/>
+          <w:color w:val="1F6FB2"/>
+          <w:sz w:val="22"/>
+          <w:szCs w:val="22"/>
+        </w:rPr>
+        <w:t xml:space="preserve">🗣 老師：</w:t>
+      </w:r>
+      <w:r>
+        <w:rPr>
+          <w:rFonts w:ascii="Microsoft JhengHei" w:cs="Microsoft JhengHei" w:eastAsia="Microsoft JhengHei" w:hAnsi="Microsoft JhengHei"/>
+          <w:color w:val="222222"/>
+          <w:sz w:val="23"/>
+          <w:szCs w:val="23"/>
+        </w:rPr>
+        <w:t xml:space="preserve">「我們用真正的科學名詞：會發光的是光源；擋得住光的是不透明的東西；光是直線前進；被擋住就出現影子。」</w:t>
+      </w:r>
+    </w:p>
+    <w:p>
+      <w:pPr>
+        <w:spacing w:after="60"/>
+        <w:ind w:left="260"/>
+      </w:pPr>
+      <w:r>
+        <w:rPr>
+          <w:rFonts w:ascii="Microsoft JhengHei" w:cs="Microsoft JhengHei" w:eastAsia="Microsoft JhengHei" w:hAnsi="Microsoft JhengHei"/>
+          <w:i/>
+          <w:iCs/>
+          <w:color w:val="666666"/>
+          <w:sz w:val="20"/>
+          <w:szCs w:val="20"/>
+        </w:rPr>
+        <w:t xml:space="preserve">（動作）破解迷思：把手電筒關掉／移走。</w:t>
+      </w:r>
+    </w:p>
+    <w:p>
+      <w:pPr>
+        <w:pBdr>
+          <w:left w:val="single" w:color="1F6FB2" w:sz="18" w:space="8"/>
+        </w:pBdr>
+        <w:spacing w:after="60"/>
+        <w:ind w:left="260"/>
+      </w:pPr>
+      <w:r>
+        <w:rPr>
+          <w:rFonts w:ascii="Microsoft JhengHei" w:cs="Microsoft JhengHei" w:eastAsia="Microsoft JhengHei" w:hAnsi="Microsoft JhengHei"/>
+          <w:b/>
+          <w:bCs/>
+          <w:color w:val="1F6FB2"/>
+          <w:sz w:val="22"/>
+          <w:szCs w:val="22"/>
+        </w:rPr>
+        <w:t xml:space="preserve">🗣 老師：</w:t>
+      </w:r>
+      <w:r>
+        <w:rPr>
+          <w:rFonts w:ascii="Microsoft JhengHei" w:cs="Microsoft JhengHei" w:eastAsia="Microsoft JhengHei" w:hAnsi="Microsoft JhengHei"/>
+          <w:color w:val="222222"/>
+          <w:sz w:val="23"/>
+          <w:szCs w:val="23"/>
+        </w:rPr>
+        <w:t xml:space="preserve">「那把光源移走呢？看——影子不見了。所以影子不是一個東西，它是光被擋住的結果。」</w:t>
+      </w:r>
+    </w:p>
+    <w:p>
+      <w:pPr>
+        <w:spacing w:after="80"/>
+        <w:ind w:left="260"/>
+      </w:pPr>
+      <w:r>
+        <w:rPr>
+          <w:rFonts w:ascii="Microsoft JhengHei" w:cs="Microsoft JhengHei" w:eastAsia="Microsoft JhengHei" w:hAnsi="Microsoft JhengHei"/>
+          <w:b/>
+          <w:bCs/>
+          <w:color w:val="1F6FB2"/>
+          <w:sz w:val="20"/>
+          <w:szCs w:val="20"/>
+        </w:rPr>
+        <w:t xml:space="preserve">🔵操作　</w:t>
+      </w:r>
+      <w:r>
+        <w:rPr>
+          <w:rFonts w:ascii="Microsoft JhengHei" w:cs="Microsoft JhengHei" w:eastAsia="Microsoft JhengHei" w:hAnsi="Microsoft JhengHei"/>
+          <w:color w:val="222222"/>
+          <w:sz w:val="20"/>
+          <w:szCs w:val="20"/>
+        </w:rPr>
+        <w:t xml:space="preserve">看老師移走光源，指出「影子不見了」。　　</w:t>
+      </w:r>
+      <w:r>
+        <w:rPr>
+          <w:rFonts w:ascii="Microsoft JhengHei" w:cs="Microsoft JhengHei" w:eastAsia="Microsoft JhengHei" w:hAnsi="Microsoft JhengHei"/>
+          <w:b/>
+          <w:bCs/>
+          <w:color w:val="E07B00"/>
+          <w:sz w:val="20"/>
+          <w:szCs w:val="20"/>
+        </w:rPr>
+        <w:t xml:space="preserve">🟠推理　</w:t>
+      </w:r>
+      <w:r>
+        <w:rPr>
+          <w:rFonts w:ascii="Microsoft JhengHei" w:cs="Microsoft JhengHei" w:eastAsia="Microsoft JhengHei" w:hAnsi="Microsoft JhengHei"/>
+          <w:color w:val="222222"/>
+          <w:sz w:val="20"/>
+          <w:szCs w:val="20"/>
+        </w:rPr>
+        <w:t xml:space="preserve">說出：「沒有光源，就沒有影子。」</w:t>
+      </w:r>
+    </w:p>
+    <w:p>
+      <w:pPr>
+        <w:shd w:fill="1F6FB2" w:val="clear"/>
+        <w:spacing w:after="90" w:before="220"/>
+      </w:pPr>
+      <w:r>
+        <w:rPr>
+          <w:rFonts w:ascii="Microsoft JhengHei" w:cs="Microsoft JhengHei" w:eastAsia="Microsoft JhengHei" w:hAnsi="Microsoft JhengHei"/>
+          <w:b/>
+          <w:bCs/>
+          <w:color w:val="FFFFFF"/>
+          <w:sz w:val="24"/>
+          <w:szCs w:val="24"/>
+        </w:rPr>
+        <w:t xml:space="preserve">  ④ 應用・變因分析 + 負責任的決定</w:t>
+      </w:r>
+      <w:r>
+        <w:rPr>
+          <w:rFonts w:ascii="Microsoft JhengHei" w:cs="Microsoft JhengHei" w:eastAsia="Microsoft JhengHei" w:hAnsi="Microsoft JhengHei"/>
+          <w:b/>
+          <w:bCs/>
+          <w:color w:val="D6E9F8"/>
+          <w:sz w:val="22"/>
+          <w:szCs w:val="22"/>
+        </w:rPr>
+        <w:t xml:space="preserve">   ｜ 10 分鐘</w:t>
+      </w:r>
+    </w:p>
+    <w:p>
+      <w:pPr>
+        <w:spacing w:after="60"/>
+        <w:ind w:left="260"/>
+      </w:pPr>
+      <w:r>
+        <w:rPr>
+          <w:rFonts w:ascii="Microsoft JhengHei" w:cs="Microsoft JhengHei" w:eastAsia="Microsoft JhengHei" w:hAnsi="Microsoft JhengHei"/>
+          <w:i/>
+          <w:iCs/>
+          <w:color w:val="666666"/>
+          <w:sz w:val="20"/>
+          <w:szCs w:val="20"/>
+        </w:rPr>
+        <w:t xml:space="preserve">（動作）桌上放：書、玻璃杯、手。先預測再驗證。</w:t>
+      </w:r>
+    </w:p>
+    <w:p>
+      <w:pPr>
+        <w:pBdr>
+          <w:left w:val="single" w:color="1F6FB2" w:sz="18" w:space="8"/>
+        </w:pBdr>
+        <w:spacing w:after="60"/>
+        <w:ind w:left="260"/>
+      </w:pPr>
+      <w:r>
+        <w:rPr>
+          <w:rFonts w:ascii="Microsoft JhengHei" w:cs="Microsoft JhengHei" w:eastAsia="Microsoft JhengHei" w:hAnsi="Microsoft JhengHei"/>
+          <w:b/>
+          <w:bCs/>
+          <w:color w:val="1F6FB2"/>
+          <w:sz w:val="22"/>
+          <w:szCs w:val="22"/>
+        </w:rPr>
+        <w:t xml:space="preserve">🗣 老師：</w:t>
+      </w:r>
+      <w:r>
+        <w:rPr>
+          <w:rFonts w:ascii="Microsoft JhengHei" w:cs="Microsoft JhengHei" w:eastAsia="Microsoft JhengHei" w:hAnsi="Microsoft JhengHei"/>
+          <w:color w:val="222222"/>
+          <w:sz w:val="23"/>
+          <w:szCs w:val="23"/>
+        </w:rPr>
+        <w:t xml:space="preserve">「任務升級：書、玻璃杯、手，哪一個擋得住光、影子最清楚？先預測，再用探照燈驗證。」</w:t>
+      </w:r>
+    </w:p>
+    <w:p>
+      <w:pPr>
+        <w:spacing w:after="80"/>
+        <w:ind w:left="260"/>
+      </w:pPr>
+      <w:r>
+        <w:rPr>
+          <w:rFonts w:ascii="Microsoft JhengHei" w:cs="Microsoft JhengHei" w:eastAsia="Microsoft JhengHei" w:hAnsi="Microsoft JhengHei"/>
+          <w:b/>
+          <w:bCs/>
+          <w:color w:val="1F6FB2"/>
+          <w:sz w:val="20"/>
+          <w:szCs w:val="20"/>
+        </w:rPr>
+        <w:t xml:space="preserve">🔵操作　</w:t>
+      </w:r>
+      <w:r>
+        <w:rPr>
+          <w:rFonts w:ascii="Microsoft JhengHei" w:cs="Microsoft JhengHei" w:eastAsia="Microsoft JhengHei" w:hAnsi="Microsoft JhengHei"/>
+          <w:color w:val="222222"/>
+          <w:sz w:val="20"/>
+          <w:szCs w:val="20"/>
+        </w:rPr>
+        <w:t xml:space="preserve">從三樣中選一樣擋光做出影子。　　</w:t>
+      </w:r>
+      <w:r>
+        <w:rPr>
+          <w:rFonts w:ascii="Microsoft JhengHei" w:cs="Microsoft JhengHei" w:eastAsia="Microsoft JhengHei" w:hAnsi="Microsoft JhengHei"/>
+          <w:b/>
+          <w:bCs/>
+          <w:color w:val="E07B00"/>
+          <w:sz w:val="20"/>
+          <w:szCs w:val="20"/>
+        </w:rPr>
+        <w:t xml:space="preserve">🟠推理　</w:t>
+      </w:r>
+      <w:r>
+        <w:rPr>
+          <w:rFonts w:ascii="Microsoft JhengHei" w:cs="Microsoft JhengHei" w:eastAsia="Microsoft JhengHei" w:hAnsi="Microsoft JhengHei"/>
+          <w:color w:val="222222"/>
+          <w:sz w:val="20"/>
+          <w:szCs w:val="20"/>
+        </w:rPr>
+        <w:t xml:space="preserve">先預測、再驗證，說出理由：不透明的影子最清楚。</w:t>
+      </w:r>
+    </w:p>
+    <w:p>
+      <w:pPr>
+        <w:spacing w:after="90"/>
+        <w:ind w:left="260"/>
+      </w:pPr>
+      <w:r>
+        <w:rPr>
+          <w:rFonts w:ascii="Microsoft JhengHei" w:cs="Microsoft JhengHei" w:eastAsia="Microsoft JhengHei" w:hAnsi="Microsoft JhengHei"/>
+          <w:b/>
+          <w:bCs/>
+          <w:color w:val="8A6D00"/>
+          <w:sz w:val="20"/>
+          <w:szCs w:val="20"/>
+        </w:rPr>
+        <w:t xml:space="preserve">⏱ 等待 10 秒，給思考時間，不催、不搶答。</w:t>
+      </w:r>
+    </w:p>
+    <w:p>
+      <w:pPr>
+        <w:pBdr>
+          <w:left w:val="single" w:color="1F6FB2" w:sz="18" w:space="8"/>
+        </w:pBdr>
+        <w:spacing w:after="60"/>
+        <w:ind w:left="260"/>
+      </w:pPr>
+      <w:r>
+        <w:rPr>
+          <w:rFonts w:ascii="Microsoft JhengHei" w:cs="Microsoft JhengHei" w:eastAsia="Microsoft JhengHei" w:hAnsi="Microsoft JhengHei"/>
+          <w:b/>
+          <w:bCs/>
+          <w:color w:val="1F6FB2"/>
+          <w:sz w:val="22"/>
+          <w:szCs w:val="22"/>
+        </w:rPr>
+        <w:t xml:space="preserve">🗣 老師：</w:t>
+      </w:r>
+      <w:r>
+        <w:rPr>
+          <w:rFonts w:ascii="Microsoft JhengHei" w:cs="Microsoft JhengHei" w:eastAsia="Microsoft JhengHei" w:hAnsi="Microsoft JhengHei"/>
+          <w:color w:val="222222"/>
+          <w:sz w:val="23"/>
+          <w:szCs w:val="23"/>
+        </w:rPr>
+        <w:t xml:space="preserve">「玻璃杯是透明的，光穿過去、影子很淡；書不透明，影子最清楚。你發現關鍵是『透不透光』對嗎？」</w:t>
+      </w:r>
+    </w:p>
+    <w:p>
+      <w:pPr>
+        <w:spacing w:after="60"/>
+        <w:ind w:left="260"/>
+      </w:pPr>
+      <w:r>
+        <w:rPr>
+          <w:rFonts w:ascii="Microsoft JhengHei" w:cs="Microsoft JhengHei" w:eastAsia="Microsoft JhengHei" w:hAnsi="Microsoft JhengHei"/>
+          <w:b/>
+          <w:bCs/>
+          <w:color w:val="0E8C7F"/>
+          <w:sz w:val="20"/>
+          <w:szCs w:val="20"/>
+        </w:rPr>
+        <w:t xml:space="preserve">💚 SEL｜</w:t>
+      </w:r>
+      <w:r>
+        <w:rPr>
+          <w:rFonts w:ascii="Microsoft JhengHei" w:cs="Microsoft JhengHei" w:eastAsia="Microsoft JhengHei" w:hAnsi="Microsoft JhengHei"/>
+          <w:color w:val="1a5c54"/>
+          <w:sz w:val="20"/>
+          <w:szCs w:val="20"/>
+        </w:rPr>
+        <w:t xml:space="preserve">連結生活與自我保護（負責任的決定）。</w:t>
+      </w:r>
+    </w:p>
+    <w:p>
+      <w:pPr>
+        <w:pBdr>
+          <w:left w:val="single" w:color="1F6FB2" w:sz="18" w:space="8"/>
+        </w:pBdr>
+        <w:spacing w:after="60"/>
+        <w:ind w:left="260"/>
+      </w:pPr>
+      <w:r>
+        <w:rPr>
+          <w:rFonts w:ascii="Microsoft JhengHei" w:cs="Microsoft JhengHei" w:eastAsia="Microsoft JhengHei" w:hAnsi="Microsoft JhengHei"/>
+          <w:b/>
+          <w:bCs/>
+          <w:color w:val="1F6FB2"/>
+          <w:sz w:val="22"/>
+          <w:szCs w:val="22"/>
+        </w:rPr>
+        <w:t xml:space="preserve">🗣 老師：</w:t>
+      </w:r>
+      <w:r>
+        <w:rPr>
+          <w:rFonts w:ascii="Microsoft JhengHei" w:cs="Microsoft JhengHei" w:eastAsia="Microsoft JhengHei" w:hAnsi="Microsoft JhengHei"/>
+          <w:color w:val="222222"/>
+          <w:sz w:val="23"/>
+          <w:szCs w:val="23"/>
+        </w:rPr>
+        <w:t xml:space="preserve">「那生活裡呢？大熱天太陽很曬，你會站在哪裡比較涼？為什麼那裡有影子？這就是把今天學的光和影子，用來保護自己。」</w:t>
+      </w:r>
+    </w:p>
+    <w:p>
+      <w:pPr>
+        <w:pBdr>
+          <w:left w:val="single" w:color="1F6FB2" w:sz="18" w:space="8"/>
+        </w:pBdr>
+        <w:spacing w:after="60"/>
+        <w:ind w:left="260"/>
+      </w:pPr>
+      <w:r>
+        <w:rPr>
+          <w:rFonts w:ascii="Microsoft JhengHei" w:cs="Microsoft JhengHei" w:eastAsia="Microsoft JhengHei" w:hAnsi="Microsoft JhengHei"/>
+          <w:b/>
+          <w:bCs/>
+          <w:color w:val="1F6FB2"/>
+          <w:sz w:val="22"/>
+          <w:szCs w:val="22"/>
+        </w:rPr>
+        <w:t xml:space="preserve">🗣 老師：</w:t>
+      </w:r>
+      <w:r>
+        <w:rPr>
+          <w:rFonts w:ascii="Microsoft JhengHei" w:cs="Microsoft JhengHei" w:eastAsia="Microsoft JhengHei" w:hAnsi="Microsoft JhengHei"/>
+          <w:color w:val="222222"/>
+          <w:sz w:val="23"/>
+          <w:szCs w:val="23"/>
+        </w:rPr>
+        <w:t xml:space="preserve">「還有一個安全規則：絕對不可以用放大鏡或鏡子，把太陽光聚在眼睛或皮膚上，會受傷。這是保護自己，也保護同學。」</w:t>
+      </w:r>
+    </w:p>
+    <w:p>
+      <w:pPr>
+        <w:shd w:fill="1F6FB2" w:val="clear"/>
+        <w:spacing w:after="90" w:before="220"/>
+      </w:pPr>
+      <w:r>
+        <w:rPr>
+          <w:rFonts w:ascii="Microsoft JhengHei" w:cs="Microsoft JhengHei" w:eastAsia="Microsoft JhengHei" w:hAnsi="Microsoft JhengHei"/>
+          <w:b/>
+          <w:bCs/>
+          <w:color w:val="FFFFFF"/>
+          <w:sz w:val="24"/>
+          <w:szCs w:val="24"/>
+        </w:rPr>
+        <w:t xml:space="preserve">  ⑤ 統整・首尾呼應 + SEL 反思</w:t>
+      </w:r>
+      <w:r>
+        <w:rPr>
+          <w:rFonts w:ascii="Microsoft JhengHei" w:cs="Microsoft JhengHei" w:eastAsia="Microsoft JhengHei" w:hAnsi="Microsoft JhengHei"/>
+          <w:b/>
+          <w:bCs/>
+          <w:color w:val="D6E9F8"/>
+          <w:sz w:val="22"/>
+          <w:szCs w:val="22"/>
+        </w:rPr>
+        <w:t xml:space="preserve">   ｜ 5 分鐘</w:t>
+      </w:r>
+    </w:p>
+    <w:p>
+      <w:pPr>
+        <w:spacing w:after="60"/>
+        <w:ind w:left="260"/>
+      </w:pPr>
+      <w:r>
+        <w:rPr>
+          <w:rFonts w:ascii="Microsoft JhengHei" w:cs="Microsoft JhengHei" w:eastAsia="Microsoft JhengHei" w:hAnsi="Microsoft JhengHei"/>
+          <w:i/>
+          <w:iCs/>
+          <w:color w:val="666666"/>
+          <w:sz w:val="20"/>
+          <w:szCs w:val="20"/>
+        </w:rPr>
+        <w:t xml:space="preserve">（動作）回到開場，照出那個影子。</w:t>
+      </w:r>
+    </w:p>
+    <w:p>
+      <w:pPr>
+        <w:pBdr>
+          <w:left w:val="single" w:color="1F6FB2" w:sz="18" w:space="8"/>
+        </w:pBdr>
+        <w:spacing w:after="60"/>
+        <w:ind w:left="260"/>
+      </w:pPr>
+      <w:r>
+        <w:rPr>
+          <w:rFonts w:ascii="Microsoft JhengHei" w:cs="Microsoft JhengHei" w:eastAsia="Microsoft JhengHei" w:hAnsi="Microsoft JhengHei"/>
+          <w:b/>
+          <w:bCs/>
+          <w:color w:val="1F6FB2"/>
+          <w:sz w:val="22"/>
+          <w:szCs w:val="22"/>
+        </w:rPr>
+        <w:t xml:space="preserve">🗣 老師：</w:t>
+      </w:r>
+      <w:r>
+        <w:rPr>
+          <w:rFonts w:ascii="Microsoft JhengHei" w:cs="Microsoft JhengHei" w:eastAsia="Microsoft JhengHei" w:hAnsi="Microsoft JhengHei"/>
+          <w:color w:val="222222"/>
+          <w:sz w:val="23"/>
+          <w:szCs w:val="23"/>
+        </w:rPr>
+        <w:t xml:space="preserve">「任務回報：一開始那個一直跟著你的黑影，現在你可以怎麼跟總部（大家）解釋它？」</w:t>
+      </w:r>
+    </w:p>
+    <w:p>
+      <w:pPr>
+        <w:spacing w:after="80"/>
+        <w:ind w:left="260"/>
+      </w:pPr>
+      <w:r>
+        <w:rPr>
+          <w:rFonts w:ascii="Microsoft JhengHei" w:cs="Microsoft JhengHei" w:eastAsia="Microsoft JhengHei" w:hAnsi="Microsoft JhengHei"/>
+          <w:b/>
+          <w:bCs/>
+          <w:color w:val="1F6FB2"/>
+          <w:sz w:val="20"/>
+          <w:szCs w:val="20"/>
+        </w:rPr>
+        <w:t xml:space="preserve">🔵操作　</w:t>
+      </w:r>
+      <w:r>
+        <w:rPr>
+          <w:rFonts w:ascii="Microsoft JhengHei" w:cs="Microsoft JhengHei" w:eastAsia="Microsoft JhengHei" w:hAnsi="Microsoft JhengHei"/>
+          <w:color w:val="222222"/>
+          <w:sz w:val="20"/>
+          <w:szCs w:val="20"/>
+        </w:rPr>
+        <w:t xml:space="preserve">指著影子，或從圖卡中選出「影子」。　　</w:t>
+      </w:r>
+      <w:r>
+        <w:rPr>
+          <w:rFonts w:ascii="Microsoft JhengHei" w:cs="Microsoft JhengHei" w:eastAsia="Microsoft JhengHei" w:hAnsi="Microsoft JhengHei"/>
+          <w:b/>
+          <w:bCs/>
+          <w:color w:val="E07B00"/>
+          <w:sz w:val="20"/>
+          <w:szCs w:val="20"/>
+        </w:rPr>
+        <w:t xml:space="preserve">🟠推理　</w:t>
+      </w:r>
+      <w:r>
+        <w:rPr>
+          <w:rFonts w:ascii="Microsoft JhengHei" w:cs="Microsoft JhengHei" w:eastAsia="Microsoft JhengHei" w:hAnsi="Microsoft JhengHei"/>
+          <w:color w:val="222222"/>
+          <w:sz w:val="20"/>
+          <w:szCs w:val="20"/>
+        </w:rPr>
+        <w:t xml:space="preserve">說出完整句：「因為光被擋住，所以出現影子。」</w:t>
+      </w:r>
+    </w:p>
+    <w:p>
+      <w:pPr>
+        <w:spacing w:after="90"/>
+        <w:ind w:left="260"/>
+      </w:pPr>
+      <w:r>
+        <w:rPr>
+          <w:rFonts w:ascii="Microsoft JhengHei" w:cs="Microsoft JhengHei" w:eastAsia="Microsoft JhengHei" w:hAnsi="Microsoft JhengHei"/>
+          <w:b/>
+          <w:bCs/>
+          <w:color w:val="8A6D00"/>
+          <w:sz w:val="20"/>
+          <w:szCs w:val="20"/>
+        </w:rPr>
+        <w:t xml:space="preserve">⏱ 等待 10 秒，給思考時間，不催、不搶答。</w:t>
+      </w:r>
+    </w:p>
+    <w:p>
+      <w:pPr>
+        <w:spacing w:after="60"/>
+        <w:ind w:left="260"/>
+      </w:pPr>
+      <w:r>
+        <w:rPr>
+          <w:rFonts w:ascii="Microsoft JhengHei" w:cs="Microsoft JhengHei" w:eastAsia="Microsoft JhengHei" w:hAnsi="Microsoft JhengHei"/>
+          <w:b/>
+          <w:bCs/>
+          <w:color w:val="E07B00"/>
+          <w:sz w:val="20"/>
+          <w:szCs w:val="20"/>
+        </w:rPr>
+        <w:t xml:space="preserve">⭐ 增強語｜</w:t>
+      </w:r>
+      <w:r>
+        <w:rPr>
+          <w:rFonts w:ascii="Microsoft JhengHei" w:cs="Microsoft JhengHei" w:eastAsia="Microsoft JhengHei" w:hAnsi="Microsoft JhengHei"/>
+          <w:color w:val="7a4a00"/>
+          <w:sz w:val="20"/>
+          <w:szCs w:val="20"/>
+        </w:rPr>
+        <w:t xml:space="preserve">「你剛剛把一開始不會的問題，自己講出來了——這就是今天你學會的證據。」</w:t>
+      </w:r>
+    </w:p>
+    <w:p>
+      <w:pPr>
+        <w:spacing w:after="60"/>
+        <w:ind w:left="260"/>
+      </w:pPr>
+      <w:r>
+        <w:rPr>
+          <w:rFonts w:ascii="Microsoft JhengHei" w:cs="Microsoft JhengHei" w:eastAsia="Microsoft JhengHei" w:hAnsi="Microsoft JhengHei"/>
+          <w:b/>
+          <w:bCs/>
+          <w:color w:val="0E8C7F"/>
+          <w:sz w:val="20"/>
+          <w:szCs w:val="20"/>
+        </w:rPr>
+        <w:t xml:space="preserve">💚 SEL｜</w:t>
+      </w:r>
+      <w:r>
+        <w:rPr>
+          <w:rFonts w:ascii="Microsoft JhengHei" w:cs="Microsoft JhengHei" w:eastAsia="Microsoft JhengHei" w:hAnsi="Microsoft JhengHei"/>
+          <w:color w:val="1a5c54"/>
+          <w:sz w:val="20"/>
+          <w:szCs w:val="20"/>
+        </w:rPr>
+        <w:t xml:space="preserve">成就反思（自我覺察）+ 感謝夥伴（人際技巧）。</w:t>
+      </w:r>
+    </w:p>
+    <w:p>
+      <w:pPr>
+        <w:pBdr>
+          <w:left w:val="single" w:color="1F6FB2" w:sz="18" w:space="8"/>
+        </w:pBdr>
+        <w:spacing w:after="60"/>
+        <w:ind w:left="260"/>
+      </w:pPr>
+      <w:r>
+        <w:rPr>
+          <w:rFonts w:ascii="Microsoft JhengHei" w:cs="Microsoft JhengHei" w:eastAsia="Microsoft JhengHei" w:hAnsi="Microsoft JhengHei"/>
+          <w:b/>
+          <w:bCs/>
+          <w:color w:val="1F6FB2"/>
+          <w:sz w:val="22"/>
+          <w:szCs w:val="22"/>
+        </w:rPr>
+        <w:t xml:space="preserve">🗣 老師：</w:t>
+      </w:r>
+      <w:r>
+        <w:rPr>
+          <w:rFonts w:ascii="Microsoft JhengHei" w:cs="Microsoft JhengHei" w:eastAsia="Microsoft JhengHei" w:hAnsi="Microsoft JhengHei"/>
+          <w:color w:val="222222"/>
+          <w:sz w:val="23"/>
+          <w:szCs w:val="23"/>
+        </w:rPr>
+        <w:t xml:space="preserve">「今天你最有成就感的一件事是什麼？指一下流程條，或說一句都可以。」</w:t>
+      </w:r>
+    </w:p>
+    <w:p>
+      <w:pPr>
+        <w:pBdr>
+          <w:left w:val="single" w:color="1F6FB2" w:sz="18" w:space="8"/>
+        </w:pBdr>
+        <w:spacing w:after="60"/>
+        <w:ind w:left="260"/>
+      </w:pPr>
+      <w:r>
+        <w:rPr>
+          <w:rFonts w:ascii="Microsoft JhengHei" w:cs="Microsoft JhengHei" w:eastAsia="Microsoft JhengHei" w:hAnsi="Microsoft JhengHei"/>
+          <w:b/>
+          <w:bCs/>
+          <w:color w:val="1F6FB2"/>
+          <w:sz w:val="22"/>
+          <w:szCs w:val="22"/>
+        </w:rPr>
+        <w:t xml:space="preserve">🗣 老師：</w:t>
+      </w:r>
+      <w:r>
+        <w:rPr>
+          <w:rFonts w:ascii="Microsoft JhengHei" w:cs="Microsoft JhengHei" w:eastAsia="Microsoft JhengHei" w:hAnsi="Microsoft JhengHei"/>
+          <w:color w:val="222222"/>
+          <w:sz w:val="23"/>
+          <w:szCs w:val="23"/>
+        </w:rPr>
+        <w:t xml:space="preserve">「最後，轉頭跟你的組員說一聲『謝謝你的合作』。」</w:t>
+      </w:r>
+    </w:p>
+    <w:p>
+      <w:pPr>
+        <w:spacing w:after="60"/>
+        <w:ind w:left="260"/>
+      </w:pPr>
+      <w:r>
+        <w:rPr>
+          <w:rFonts w:ascii="Microsoft JhengHei" w:cs="Microsoft JhengHei" w:eastAsia="Microsoft JhengHei" w:hAnsi="Microsoft JhengHei"/>
+          <w:i/>
+          <w:iCs/>
+          <w:color w:val="666666"/>
+          <w:sz w:val="20"/>
+          <w:szCs w:val="20"/>
+        </w:rPr>
+        <w:t xml:space="preserve">（動作）再次任務簽到（狀態燈）；固定結束句「任務一完成，收工。」翻完任務流程條最後一格。</w:t>
+      </w:r>
+    </w:p>
+    <w:p>
+      <w:r>
+        <w:br w:type="page"/>
       </w:r>
     </w:p>
     <w:p>
@@ -828,1191 +2771,7 @@
           <w:sz w:val="25"/>
           <w:szCs w:val="25"/>
         </w:rPr>
-        <w:t xml:space="preserve">三、逐字台詞流程（照著唸就好，五段 40 分鐘）</w:t>
-      </w:r>
-    </w:p>
-    <w:p>
-      <w:pPr>
-        <w:shd w:fill="F2F2F2" w:val="clear"/>
-        <w:spacing w:after="120" w:before="0"/>
-      </w:pPr>
-      <w:r>
-        <w:rPr>
-          <w:rFonts w:ascii="Microsoft JhengHei" w:cs="Microsoft JhengHei" w:eastAsia="Microsoft JhengHei" w:hAnsi="Microsoft JhengHei"/>
-          <w:b/>
-          <w:bCs/>
-          <w:color w:val="222222"/>
-          <w:sz w:val="22"/>
-          <w:szCs w:val="22"/>
-        </w:rPr>
-        <w:t xml:space="preserve">使用說明：</w:t>
-      </w:r>
-      <w:r>
-        <w:rPr>
-          <w:rFonts w:ascii="Microsoft JhengHei" w:cs="Microsoft JhengHei" w:eastAsia="Microsoft JhengHei" w:hAnsi="Microsoft JhengHei"/>
-          <w:color w:val="555555"/>
-          <w:sz w:val="20"/>
-          <w:szCs w:val="20"/>
-        </w:rPr>
-        <w:t xml:space="preserve">🗣 是你要唸的話，（動作）是你要做的事，🔵🟠 是兩班／兩層的帶法，⏱ 是等待秒數。放輕鬆，慢慢來——你停頓的時候，正是學生在思考的時候。</w:t>
-      </w:r>
-    </w:p>
-    <w:p>
-      <w:pPr>
-        <w:shd w:fill="1F6FB2" w:val="clear"/>
-        <w:spacing w:after="90" w:before="220"/>
-      </w:pPr>
-      <w:r>
-        <w:rPr>
-          <w:rFonts w:ascii="Microsoft JhengHei" w:cs="Microsoft JhengHei" w:eastAsia="Microsoft JhengHei" w:hAnsi="Microsoft JhengHei"/>
-          <w:b/>
-          <w:bCs/>
-          <w:color w:val="FFFFFF"/>
-          <w:sz w:val="24"/>
-          <w:szCs w:val="24"/>
-        </w:rPr>
-        <w:t xml:space="preserve">  ① 動機・真實問題</w:t>
-      </w:r>
-      <w:r>
-        <w:rPr>
-          <w:rFonts w:ascii="Microsoft JhengHei" w:cs="Microsoft JhengHei" w:eastAsia="Microsoft JhengHei" w:hAnsi="Microsoft JhengHei"/>
-          <w:b/>
-          <w:bCs/>
-          <w:color w:val="D6E9F8"/>
-          <w:sz w:val="22"/>
-          <w:szCs w:val="22"/>
-        </w:rPr>
-        <w:t xml:space="preserve">   ｜ 5 分鐘</w:t>
-      </w:r>
-    </w:p>
-    <w:p>
-      <w:pPr>
-        <w:spacing w:after="60"/>
-        <w:ind w:left="260"/>
-      </w:pPr>
-      <w:r>
-        <w:rPr>
-          <w:rFonts w:ascii="Microsoft JhengHei" w:cs="Microsoft JhengHei" w:eastAsia="Microsoft JhengHei" w:hAnsi="Microsoft JhengHei"/>
-          <w:i/>
-          <w:iCs/>
-          <w:color w:val="666666"/>
-          <w:sz w:val="20"/>
-          <w:szCs w:val="20"/>
-        </w:rPr>
-        <w:t xml:space="preserve">（動作）先不關燈。把小火車放在桌上，介紹給大家。</w:t>
-      </w:r>
-    </w:p>
-    <w:p>
-      <w:pPr>
-        <w:pBdr>
-          <w:left w:val="single" w:color="1F6FB2" w:sz="18" w:space="8"/>
-        </w:pBdr>
-        <w:spacing w:after="60"/>
-        <w:ind w:left="260"/>
-      </w:pPr>
-      <w:r>
-        <w:rPr>
-          <w:rFonts w:ascii="Microsoft JhengHei" w:cs="Microsoft JhengHei" w:eastAsia="Microsoft JhengHei" w:hAnsi="Microsoft JhengHei"/>
-          <w:b/>
-          <w:bCs/>
-          <w:color w:val="1F6FB2"/>
-          <w:sz w:val="22"/>
-          <w:szCs w:val="22"/>
-        </w:rPr>
-        <w:t xml:space="preserve">🗣 老師：</w:t>
-      </w:r>
-      <w:r>
-        <w:rPr>
-          <w:rFonts w:ascii="Microsoft JhengHei" w:cs="Microsoft JhengHei" w:eastAsia="Microsoft JhengHei" w:hAnsi="Microsoft JhengHei"/>
-          <w:color w:val="222222"/>
-          <w:sz w:val="23"/>
-          <w:szCs w:val="23"/>
-        </w:rPr>
-        <w:t xml:space="preserve">「小朋友看，這是誰？這是小火車阿光，牠今天要跟我們一起玩一個魔法遊戲喔。」</w:t>
-      </w:r>
-    </w:p>
-    <w:p>
-      <w:pPr>
-        <w:spacing w:after="60"/>
-        <w:ind w:left="260"/>
-      </w:pPr>
-      <w:r>
-        <w:rPr>
-          <w:rFonts w:ascii="Microsoft JhengHei" w:cs="Microsoft JhengHei" w:eastAsia="Microsoft JhengHei" w:hAnsi="Microsoft JhengHei"/>
-          <w:i/>
-          <w:iCs/>
-          <w:color w:val="666666"/>
-          <w:sz w:val="20"/>
-          <w:szCs w:val="20"/>
-        </w:rPr>
-        <w:t xml:space="preserve">（動作）拿起手電筒，先不開，賣個關子。走到牆邊。</w:t>
-      </w:r>
-    </w:p>
-    <w:p>
-      <w:pPr>
-        <w:pBdr>
-          <w:left w:val="single" w:color="1F6FB2" w:sz="18" w:space="8"/>
-        </w:pBdr>
-        <w:spacing w:after="60"/>
-        <w:ind w:left="260"/>
-      </w:pPr>
-      <w:r>
-        <w:rPr>
-          <w:rFonts w:ascii="Microsoft JhengHei" w:cs="Microsoft JhengHei" w:eastAsia="Microsoft JhengHei" w:hAnsi="Microsoft JhengHei"/>
-          <w:b/>
-          <w:bCs/>
-          <w:color w:val="1F6FB2"/>
-          <w:sz w:val="22"/>
-          <w:szCs w:val="22"/>
-        </w:rPr>
-        <w:t xml:space="preserve">🗣 老師：</w:t>
-      </w:r>
-      <w:r>
-        <w:rPr>
-          <w:rFonts w:ascii="Microsoft JhengHei" w:cs="Microsoft JhengHei" w:eastAsia="Microsoft JhengHei" w:hAnsi="Microsoft JhengHei"/>
-          <w:color w:val="222222"/>
-          <w:sz w:val="23"/>
-          <w:szCs w:val="23"/>
-        </w:rPr>
-        <w:t xml:space="preserve">「老師手上有一支魔法棒，等一下老師關燈，牠會變出一個黑黑的朋友。你們猜猜看，會是什麼？」</w:t>
-      </w:r>
-    </w:p>
-    <w:p>
-      <w:pPr>
-        <w:spacing w:after="90"/>
-        <w:ind w:left="260"/>
-      </w:pPr>
-      <w:r>
-        <w:rPr>
-          <w:rFonts w:ascii="Microsoft JhengHei" w:cs="Microsoft JhengHei" w:eastAsia="Microsoft JhengHei" w:hAnsi="Microsoft JhengHei"/>
-          <w:b/>
-          <w:bCs/>
-          <w:color w:val="8A6D00"/>
-          <w:sz w:val="20"/>
-          <w:szCs w:val="20"/>
-        </w:rPr>
-        <w:t xml:space="preserve">⏱ 等待 10 秒，不催、不搶答。</w:t>
-      </w:r>
-    </w:p>
-    <w:p>
-      <w:pPr>
-        <w:spacing w:after="60"/>
-        <w:ind w:left="260"/>
-      </w:pPr>
-      <w:r>
-        <w:rPr>
-          <w:rFonts w:ascii="Microsoft JhengHei" w:cs="Microsoft JhengHei" w:eastAsia="Microsoft JhengHei" w:hAnsi="Microsoft JhengHei"/>
-          <w:i/>
-          <w:iCs/>
-          <w:color w:val="666666"/>
-          <w:sz w:val="20"/>
-          <w:szCs w:val="20"/>
-        </w:rPr>
-        <w:t xml:space="preserve">（動作）唸關燈預告句（見上），數 3-2-1 關燈，手電筒往牆一照，照出老師自己的大影子。</w:t>
-      </w:r>
-    </w:p>
-    <w:p>
-      <w:pPr>
-        <w:pBdr>
-          <w:left w:val="single" w:color="1F6FB2" w:sz="18" w:space="8"/>
-        </w:pBdr>
-        <w:spacing w:after="60"/>
-        <w:ind w:left="260"/>
-      </w:pPr>
-      <w:r>
-        <w:rPr>
-          <w:rFonts w:ascii="Microsoft JhengHei" w:cs="Microsoft JhengHei" w:eastAsia="Microsoft JhengHei" w:hAnsi="Microsoft JhengHei"/>
-          <w:b/>
-          <w:bCs/>
-          <w:color w:val="1F6FB2"/>
-          <w:sz w:val="22"/>
-          <w:szCs w:val="22"/>
-        </w:rPr>
-        <w:t xml:space="preserve">🗣 老師：</w:t>
-      </w:r>
-      <w:r>
-        <w:rPr>
-          <w:rFonts w:ascii="Microsoft JhengHei" w:cs="Microsoft JhengHei" w:eastAsia="Microsoft JhengHei" w:hAnsi="Microsoft JhengHei"/>
-          <w:color w:val="222222"/>
-          <w:sz w:val="23"/>
-          <w:szCs w:val="23"/>
-        </w:rPr>
-        <w:t xml:space="preserve">「哇——出現了！你們看牆上，這個黑黑的、會跟著老師動的，是什麼？」</w:t>
-      </w:r>
-    </w:p>
-    <w:p>
-      <w:pPr>
-        <w:spacing w:after="80"/>
-        <w:ind w:left="260"/>
-      </w:pPr>
-      <w:r>
-        <w:rPr>
-          <w:rFonts w:ascii="Microsoft JhengHei" w:cs="Microsoft JhengHei" w:eastAsia="Microsoft JhengHei" w:hAnsi="Microsoft JhengHei"/>
-          <w:b/>
-          <w:bCs/>
-          <w:color w:val="1F6FB2"/>
-          <w:sz w:val="20"/>
-          <w:szCs w:val="20"/>
-        </w:rPr>
-        <w:t xml:space="preserve">🔵操作　</w:t>
-      </w:r>
-      <w:r>
-        <w:rPr>
-          <w:rFonts w:ascii="Microsoft JhengHei" w:cs="Microsoft JhengHei" w:eastAsia="Microsoft JhengHei" w:hAnsi="Microsoft JhengHei"/>
-          <w:color w:val="222222"/>
-          <w:sz w:val="20"/>
-          <w:szCs w:val="20"/>
-        </w:rPr>
-        <w:t xml:space="preserve">看著牆，用手指指出「黑黑的在這裡」。　　</w:t>
-      </w:r>
-      <w:r>
-        <w:rPr>
-          <w:rFonts w:ascii="Microsoft JhengHei" w:cs="Microsoft JhengHei" w:eastAsia="Microsoft JhengHei" w:hAnsi="Microsoft JhengHei"/>
-          <w:b/>
-          <w:bCs/>
-          <w:color w:val="E07B00"/>
-          <w:sz w:val="20"/>
-          <w:szCs w:val="20"/>
-        </w:rPr>
-        <w:t xml:space="preserve">🟠推理　</w:t>
-      </w:r>
-      <w:r>
-        <w:rPr>
-          <w:rFonts w:ascii="Microsoft JhengHei" w:cs="Microsoft JhengHei" w:eastAsia="Microsoft JhengHei" w:hAnsi="Microsoft JhengHei"/>
-          <w:color w:val="222222"/>
-          <w:sz w:val="20"/>
-          <w:szCs w:val="20"/>
-        </w:rPr>
-        <w:t xml:space="preserve">說說看：「那是影子。」</w:t>
-      </w:r>
-    </w:p>
-    <w:p>
-      <w:pPr>
-        <w:spacing w:after="70" w:before="0"/>
-        <w:ind w:left="260"/>
-      </w:pPr>
-      <w:r>
-        <w:rPr>
-          <w:rFonts w:ascii="Microsoft JhengHei" w:cs="Microsoft JhengHei" w:eastAsia="Microsoft JhengHei" w:hAnsi="Microsoft JhengHei"/>
-          <w:i/>
-          <w:iCs/>
-          <w:color w:val="E07B00"/>
-          <w:sz w:val="20"/>
-          <w:szCs w:val="20"/>
-        </w:rPr>
-        <w:t xml:space="preserve">★ 這個問題（黑黑的是什麼、從哪來）結尾會再回來，由學生自己回答。</w:t>
-      </w:r>
-    </w:p>
-    <w:p>
-      <w:pPr>
-        <w:shd w:fill="1F6FB2" w:val="clear"/>
-        <w:spacing w:after="90" w:before="220"/>
-      </w:pPr>
-      <w:r>
-        <w:rPr>
-          <w:rFonts w:ascii="Microsoft JhengHei" w:cs="Microsoft JhengHei" w:eastAsia="Microsoft JhengHei" w:hAnsi="Microsoft JhengHei"/>
-          <w:b/>
-          <w:bCs/>
-          <w:color w:val="FFFFFF"/>
-          <w:sz w:val="24"/>
-          <w:szCs w:val="24"/>
-        </w:rPr>
-        <w:t xml:space="preserve">  ② 探索・先操作後命名</w:t>
-      </w:r>
-      <w:r>
-        <w:rPr>
-          <w:rFonts w:ascii="Microsoft JhengHei" w:cs="Microsoft JhengHei" w:eastAsia="Microsoft JhengHei" w:hAnsi="Microsoft JhengHei"/>
-          <w:b/>
-          <w:bCs/>
-          <w:color w:val="D6E9F8"/>
-          <w:sz w:val="22"/>
-          <w:szCs w:val="22"/>
-        </w:rPr>
-        <w:t xml:space="preserve">   ｜ 10 分鐘</w:t>
-      </w:r>
-    </w:p>
-    <w:p>
-      <w:pPr>
-        <w:spacing w:after="60"/>
-        <w:ind w:left="260"/>
-      </w:pPr>
-      <w:r>
-        <w:rPr>
-          <w:rFonts w:ascii="Microsoft JhengHei" w:cs="Microsoft JhengHei" w:eastAsia="Microsoft JhengHei" w:hAnsi="Microsoft JhengHei"/>
-          <w:i/>
-          <w:iCs/>
-          <w:color w:val="666666"/>
-          <w:sz w:val="20"/>
-          <w:szCs w:val="20"/>
-        </w:rPr>
-        <w:t xml:space="preserve">（動作）發給每人一支手電筒、一台小火車。維持微暗。</w:t>
-      </w:r>
-    </w:p>
-    <w:p>
-      <w:pPr>
-        <w:pBdr>
-          <w:left w:val="single" w:color="1F6FB2" w:sz="18" w:space="8"/>
-        </w:pBdr>
-        <w:spacing w:after="60"/>
-        <w:ind w:left="260"/>
-      </w:pPr>
-      <w:r>
-        <w:rPr>
-          <w:rFonts w:ascii="Microsoft JhengHei" w:cs="Microsoft JhengHei" w:eastAsia="Microsoft JhengHei" w:hAnsi="Microsoft JhengHei"/>
-          <w:b/>
-          <w:bCs/>
-          <w:color w:val="1F6FB2"/>
-          <w:sz w:val="22"/>
-          <w:szCs w:val="22"/>
-        </w:rPr>
-        <w:t xml:space="preserve">🗣 老師：</w:t>
-      </w:r>
-      <w:r>
-        <w:rPr>
-          <w:rFonts w:ascii="Microsoft JhengHei" w:cs="Microsoft JhengHei" w:eastAsia="Microsoft JhengHei" w:hAnsi="Microsoft JhengHei"/>
-          <w:color w:val="222222"/>
-          <w:sz w:val="23"/>
-          <w:szCs w:val="23"/>
-        </w:rPr>
-        <w:t xml:space="preserve">「現在換你們當魔法師。用你的光，照照看小火車，讓桌上也出現一個黑黑的朋友。」</w:t>
-      </w:r>
-    </w:p>
-    <w:p>
-      <w:pPr>
-        <w:spacing w:after="60"/>
-        <w:ind w:left="260"/>
-      </w:pPr>
-      <w:r>
-        <w:rPr>
-          <w:rFonts w:ascii="Microsoft JhengHei" w:cs="Microsoft JhengHei" w:eastAsia="Microsoft JhengHei" w:hAnsi="Microsoft JhengHei"/>
-          <w:i/>
-          <w:iCs/>
-          <w:color w:val="666666"/>
-          <w:sz w:val="20"/>
-          <w:szCs w:val="20"/>
-        </w:rPr>
-        <w:t xml:space="preserve">（動作）巡桌，蹲下來與學生同高，等他們自己照出影子。</w:t>
-      </w:r>
-    </w:p>
-    <w:p>
-      <w:pPr>
-        <w:spacing w:after="90"/>
-        <w:ind w:left="260"/>
-      </w:pPr>
-      <w:r>
-        <w:rPr>
-          <w:rFonts w:ascii="Microsoft JhengHei" w:cs="Microsoft JhengHei" w:eastAsia="Microsoft JhengHei" w:hAnsi="Microsoft JhengHei"/>
-          <w:b/>
-          <w:bCs/>
-          <w:color w:val="8A6D00"/>
-          <w:sz w:val="20"/>
-          <w:szCs w:val="20"/>
-        </w:rPr>
-        <w:t xml:space="preserve">⏱ 等待 10 秒（給每個人都照到），不催、不搶答。</w:t>
-      </w:r>
-    </w:p>
-    <w:p>
-      <w:pPr>
-        <w:pBdr>
-          <w:left w:val="single" w:color="1F6FB2" w:sz="18" w:space="8"/>
-        </w:pBdr>
-        <w:spacing w:after="60"/>
-        <w:ind w:left="260"/>
-      </w:pPr>
-      <w:r>
-        <w:rPr>
-          <w:rFonts w:ascii="Microsoft JhengHei" w:cs="Microsoft JhengHei" w:eastAsia="Microsoft JhengHei" w:hAnsi="Microsoft JhengHei"/>
-          <w:b/>
-          <w:bCs/>
-          <w:color w:val="1F6FB2"/>
-          <w:sz w:val="22"/>
-          <w:szCs w:val="22"/>
-        </w:rPr>
-        <w:t xml:space="preserve">🗣 老師：</w:t>
-      </w:r>
-      <w:r>
-        <w:rPr>
-          <w:rFonts w:ascii="Microsoft JhengHei" w:cs="Microsoft JhengHei" w:eastAsia="Microsoft JhengHei" w:hAnsi="Microsoft JhengHei"/>
-          <w:color w:val="222222"/>
-          <w:sz w:val="23"/>
-          <w:szCs w:val="23"/>
-        </w:rPr>
-        <w:t xml:space="preserve">「找到了嗎？把你桌上黑黑的影子，指給老師看。」</w:t>
-      </w:r>
-    </w:p>
-    <w:p>
-      <w:pPr>
-        <w:spacing w:after="80"/>
-        <w:ind w:left="260"/>
-      </w:pPr>
-      <w:r>
-        <w:rPr>
-          <w:rFonts w:ascii="Microsoft JhengHei" w:cs="Microsoft JhengHei" w:eastAsia="Microsoft JhengHei" w:hAnsi="Microsoft JhengHei"/>
-          <w:b/>
-          <w:bCs/>
-          <w:color w:val="1F6FB2"/>
-          <w:sz w:val="20"/>
-          <w:szCs w:val="20"/>
-        </w:rPr>
-        <w:t xml:space="preserve">🔵操作　</w:t>
-      </w:r>
-      <w:r>
-        <w:rPr>
-          <w:rFonts w:ascii="Microsoft JhengHei" w:cs="Microsoft JhengHei" w:eastAsia="Microsoft JhengHei" w:hAnsi="Microsoft JhengHei"/>
-          <w:color w:val="222222"/>
-          <w:sz w:val="20"/>
-          <w:szCs w:val="20"/>
-        </w:rPr>
-        <w:t xml:space="preserve">用手指出小火車的影子在哪裡（指認即通過）。　　</w:t>
-      </w:r>
-      <w:r>
-        <w:rPr>
-          <w:rFonts w:ascii="Microsoft JhengHei" w:cs="Microsoft JhengHei" w:eastAsia="Microsoft JhengHei" w:hAnsi="Microsoft JhengHei"/>
-          <w:b/>
-          <w:bCs/>
-          <w:color w:val="E07B00"/>
-          <w:sz w:val="20"/>
-          <w:szCs w:val="20"/>
-        </w:rPr>
-        <w:t xml:space="preserve">🟠推理　</w:t>
-      </w:r>
-      <w:r>
-        <w:rPr>
-          <w:rFonts w:ascii="Microsoft JhengHei" w:cs="Microsoft JhengHei" w:eastAsia="Microsoft JhengHei" w:hAnsi="Microsoft JhengHei"/>
-          <w:color w:val="222222"/>
-          <w:sz w:val="20"/>
-          <w:szCs w:val="20"/>
-        </w:rPr>
-        <w:t xml:space="preserve">說出因果句：「光被小火車擋住，後面就變黑黑的。」</w:t>
-      </w:r>
-    </w:p>
-    <w:p>
-      <w:pPr>
-        <w:spacing w:after="90"/>
-        <w:ind w:left="260"/>
-      </w:pPr>
-      <w:r>
-        <w:rPr>
-          <w:rFonts w:ascii="Microsoft JhengHei" w:cs="Microsoft JhengHei" w:eastAsia="Microsoft JhengHei" w:hAnsi="Microsoft JhengHei"/>
-          <w:b/>
-          <w:bCs/>
-          <w:color w:val="1F6FB2"/>
-          <w:sz w:val="20"/>
-          <w:szCs w:val="20"/>
-        </w:rPr>
-        <w:t xml:space="preserve">提示層級：</w:t>
-      </w:r>
-      <w:r>
-        <w:rPr>
-          <w:rFonts w:ascii="Microsoft JhengHei" w:cs="Microsoft JhengHei" w:eastAsia="Microsoft JhengHei" w:hAnsi="Microsoft JhengHei"/>
-          <w:color w:val="222222"/>
-          <w:sz w:val="20"/>
-          <w:szCs w:val="20"/>
-        </w:rPr>
-        <w:t xml:space="preserve">獨立照 → 手勢提示（老師指方向）→ 部分肢體協助（扶著學生的手一起照）。</w:t>
-      </w:r>
-    </w:p>
-    <w:p>
-      <w:pPr>
-        <w:shd w:fill="1F6FB2" w:val="clear"/>
-        <w:spacing w:after="90" w:before="220"/>
-      </w:pPr>
-      <w:r>
-        <w:rPr>
-          <w:rFonts w:ascii="Microsoft JhengHei" w:cs="Microsoft JhengHei" w:eastAsia="Microsoft JhengHei" w:hAnsi="Microsoft JhengHei"/>
-          <w:b/>
-          <w:bCs/>
-          <w:color w:val="FFFFFF"/>
-          <w:sz w:val="24"/>
-          <w:szCs w:val="24"/>
-        </w:rPr>
-        <w:t xml:space="preserve">  ③ 建構・光走直線＋擋光</w:t>
-      </w:r>
-      <w:r>
-        <w:rPr>
-          <w:rFonts w:ascii="Microsoft JhengHei" w:cs="Microsoft JhengHei" w:eastAsia="Microsoft JhengHei" w:hAnsi="Microsoft JhengHei"/>
-          <w:b/>
-          <w:bCs/>
-          <w:color w:val="D6E9F8"/>
-          <w:sz w:val="22"/>
-          <w:szCs w:val="22"/>
-        </w:rPr>
-        <w:t xml:space="preserve">   ｜ 10 分鐘</w:t>
-      </w:r>
-    </w:p>
-    <w:p>
-      <w:pPr>
-        <w:spacing w:after="60"/>
-        <w:ind w:left="260"/>
-      </w:pPr>
-      <w:r>
-        <w:rPr>
-          <w:rFonts w:ascii="Microsoft JhengHei" w:cs="Microsoft JhengHei" w:eastAsia="Microsoft JhengHei" w:hAnsi="Microsoft JhengHei"/>
-          <w:i/>
-          <w:iCs/>
-          <w:color w:val="666666"/>
-          <w:sz w:val="20"/>
-          <w:szCs w:val="20"/>
-        </w:rPr>
-        <w:t xml:space="preserve">（動作）拿出三張中間打洞的卡片，排成一直線。手電筒從一端照，光穿過三個洞。</w:t>
-      </w:r>
-    </w:p>
-    <w:p>
-      <w:pPr>
-        <w:pBdr>
-          <w:left w:val="single" w:color="1F6FB2" w:sz="18" w:space="8"/>
-        </w:pBdr>
-        <w:spacing w:after="60"/>
-        <w:ind w:left="260"/>
-      </w:pPr>
-      <w:r>
-        <w:rPr>
-          <w:rFonts w:ascii="Microsoft JhengHei" w:cs="Microsoft JhengHei" w:eastAsia="Microsoft JhengHei" w:hAnsi="Microsoft JhengHei"/>
-          <w:b/>
-          <w:bCs/>
-          <w:color w:val="1F6FB2"/>
-          <w:sz w:val="22"/>
-          <w:szCs w:val="22"/>
-        </w:rPr>
-        <w:t xml:space="preserve">🗣 老師：</w:t>
-      </w:r>
-      <w:r>
-        <w:rPr>
-          <w:rFonts w:ascii="Microsoft JhengHei" w:cs="Microsoft JhengHei" w:eastAsia="Microsoft JhengHei" w:hAnsi="Microsoft JhengHei"/>
-          <w:color w:val="222222"/>
-          <w:sz w:val="23"/>
-          <w:szCs w:val="23"/>
-        </w:rPr>
-        <w:t xml:space="preserve">「光很特別喔，牠只會走直直的路。你看，三個洞排成一直線，光咻——就穿過去了。」</w:t>
-      </w:r>
-    </w:p>
-    <w:p>
-      <w:pPr>
-        <w:spacing w:after="60"/>
-        <w:ind w:left="260"/>
-      </w:pPr>
-      <w:r>
-        <w:rPr>
-          <w:rFonts w:ascii="Microsoft JhengHei" w:cs="Microsoft JhengHei" w:eastAsia="Microsoft JhengHei" w:hAnsi="Microsoft JhengHei"/>
-          <w:i/>
-          <w:iCs/>
-          <w:color w:val="666666"/>
-          <w:sz w:val="20"/>
-          <w:szCs w:val="20"/>
-        </w:rPr>
-        <w:t xml:space="preserve">（動作）把中間那張卡片移歪。</w:t>
-      </w:r>
-    </w:p>
-    <w:p>
-      <w:pPr>
-        <w:pBdr>
-          <w:left w:val="single" w:color="1F6FB2" w:sz="18" w:space="8"/>
-        </w:pBdr>
-        <w:spacing w:after="60"/>
-        <w:ind w:left="260"/>
-      </w:pPr>
-      <w:r>
-        <w:rPr>
-          <w:rFonts w:ascii="Microsoft JhengHei" w:cs="Microsoft JhengHei" w:eastAsia="Microsoft JhengHei" w:hAnsi="Microsoft JhengHei"/>
-          <w:b/>
-          <w:bCs/>
-          <w:color w:val="1F6FB2"/>
-          <w:sz w:val="22"/>
-          <w:szCs w:val="22"/>
-        </w:rPr>
-        <w:t xml:space="preserve">🗣 老師：</w:t>
-      </w:r>
-      <w:r>
-        <w:rPr>
-          <w:rFonts w:ascii="Microsoft JhengHei" w:cs="Microsoft JhengHei" w:eastAsia="Microsoft JhengHei" w:hAnsi="Microsoft JhengHei"/>
-          <w:color w:val="222222"/>
-          <w:sz w:val="23"/>
-          <w:szCs w:val="23"/>
-        </w:rPr>
-        <w:t xml:space="preserve">「如果老師把中間這張移歪呢？光還過得去嗎？我們看——過不去了！因為光不會轉彎。」</w:t>
-      </w:r>
-    </w:p>
-    <w:p>
-      <w:pPr>
-        <w:spacing w:after="80"/>
-        <w:ind w:left="260"/>
-      </w:pPr>
-      <w:r>
-        <w:rPr>
-          <w:rFonts w:ascii="Microsoft JhengHei" w:cs="Microsoft JhengHei" w:eastAsia="Microsoft JhengHei" w:hAnsi="Microsoft JhengHei"/>
-          <w:b/>
-          <w:bCs/>
-          <w:color w:val="1F6FB2"/>
-          <w:sz w:val="20"/>
-          <w:szCs w:val="20"/>
-        </w:rPr>
-        <w:t xml:space="preserve">🔵操作　</w:t>
-      </w:r>
-      <w:r>
-        <w:rPr>
-          <w:rFonts w:ascii="Microsoft JhengHei" w:cs="Microsoft JhengHei" w:eastAsia="Microsoft JhengHei" w:hAnsi="Microsoft JhengHei"/>
-          <w:color w:val="222222"/>
-          <w:sz w:val="20"/>
-          <w:szCs w:val="20"/>
-        </w:rPr>
-        <w:t xml:space="preserve">把移歪的卡片推回直線，讓光再次穿過。　　</w:t>
-      </w:r>
-      <w:r>
-        <w:rPr>
-          <w:rFonts w:ascii="Microsoft JhengHei" w:cs="Microsoft JhengHei" w:eastAsia="Microsoft JhengHei" w:hAnsi="Microsoft JhengHei"/>
-          <w:b/>
-          <w:bCs/>
-          <w:color w:val="E07B00"/>
-          <w:sz w:val="20"/>
-          <w:szCs w:val="20"/>
-        </w:rPr>
-        <w:t xml:space="preserve">🟠推理　</w:t>
-      </w:r>
-      <w:r>
-        <w:rPr>
-          <w:rFonts w:ascii="Microsoft JhengHei" w:cs="Microsoft JhengHei" w:eastAsia="Microsoft JhengHei" w:hAnsi="Microsoft JhengHei"/>
-          <w:color w:val="222222"/>
-          <w:sz w:val="20"/>
-          <w:szCs w:val="20"/>
-        </w:rPr>
-        <w:t xml:space="preserve">說出：「排直直的，光才過得去。」</w:t>
-      </w:r>
-    </w:p>
-    <w:p>
-      <w:pPr>
-        <w:spacing w:after="60"/>
-        <w:ind w:left="260"/>
-      </w:pPr>
-      <w:r>
-        <w:rPr>
-          <w:rFonts w:ascii="Microsoft JhengHei" w:cs="Microsoft JhengHei" w:eastAsia="Microsoft JhengHei" w:hAnsi="Microsoft JhengHei"/>
-          <w:i/>
-          <w:iCs/>
-          <w:color w:val="666666"/>
-          <w:sz w:val="20"/>
-          <w:szCs w:val="20"/>
-        </w:rPr>
-        <w:t xml:space="preserve">（動作）出示三張圖卡並命名：光 🔦 ｜ 擋住 ✋ ｜ 影子 👤（圖大字小）。</w:t>
-      </w:r>
-    </w:p>
-    <w:p>
-      <w:pPr>
-        <w:pBdr>
-          <w:left w:val="single" w:color="1F6FB2" w:sz="18" w:space="8"/>
-        </w:pBdr>
-        <w:spacing w:after="60"/>
-        <w:ind w:left="260"/>
-      </w:pPr>
-      <w:r>
-        <w:rPr>
-          <w:rFonts w:ascii="Microsoft JhengHei" w:cs="Microsoft JhengHei" w:eastAsia="Microsoft JhengHei" w:hAnsi="Microsoft JhengHei"/>
-          <w:b/>
-          <w:bCs/>
-          <w:color w:val="1F6FB2"/>
-          <w:sz w:val="22"/>
-          <w:szCs w:val="22"/>
-        </w:rPr>
-        <w:t xml:space="preserve">🗣 老師：</w:t>
-      </w:r>
-      <w:r>
-        <w:rPr>
-          <w:rFonts w:ascii="Microsoft JhengHei" w:cs="Microsoft JhengHei" w:eastAsia="Microsoft JhengHei" w:hAnsi="Microsoft JhengHei"/>
-          <w:color w:val="222222"/>
-          <w:sz w:val="23"/>
-          <w:szCs w:val="23"/>
-        </w:rPr>
-        <w:t xml:space="preserve">「我們今天有三個好朋友：光、擋住、影子。有光，被擋住，就會有影子。」</w:t>
-      </w:r>
-    </w:p>
-    <w:p>
-      <w:pPr>
-        <w:spacing w:after="60"/>
-        <w:ind w:left="260"/>
-      </w:pPr>
-      <w:r>
-        <w:rPr>
-          <w:rFonts w:ascii="Microsoft JhengHei" w:cs="Microsoft JhengHei" w:eastAsia="Microsoft JhengHei" w:hAnsi="Microsoft JhengHei"/>
-          <w:i/>
-          <w:iCs/>
-          <w:color w:val="666666"/>
-          <w:sz w:val="20"/>
-          <w:szCs w:val="20"/>
-        </w:rPr>
-        <w:t xml:space="preserve">（動作）破解迷思：把手電筒關掉／拿走。</w:t>
-      </w:r>
-    </w:p>
-    <w:p>
-      <w:pPr>
-        <w:pBdr>
-          <w:left w:val="single" w:color="1F6FB2" w:sz="18" w:space="8"/>
-        </w:pBdr>
-        <w:spacing w:after="60"/>
-        <w:ind w:left="260"/>
-      </w:pPr>
-      <w:r>
-        <w:rPr>
-          <w:rFonts w:ascii="Microsoft JhengHei" w:cs="Microsoft JhengHei" w:eastAsia="Microsoft JhengHei" w:hAnsi="Microsoft JhengHei"/>
-          <w:b/>
-          <w:bCs/>
-          <w:color w:val="1F6FB2"/>
-          <w:sz w:val="22"/>
-          <w:szCs w:val="22"/>
-        </w:rPr>
-        <w:t xml:space="preserve">🗣 老師：</w:t>
-      </w:r>
-      <w:r>
-        <w:rPr>
-          <w:rFonts w:ascii="Microsoft JhengHei" w:cs="Microsoft JhengHei" w:eastAsia="Microsoft JhengHei" w:hAnsi="Microsoft JhengHei"/>
-          <w:color w:val="222222"/>
-          <w:sz w:val="23"/>
-          <w:szCs w:val="23"/>
-        </w:rPr>
-        <w:t xml:space="preserve">「那如果老師把光拿走呢？看——影子不見了！所以影子不是一個東西，牠是光被擋住才出現的。」</w:t>
-      </w:r>
-    </w:p>
-    <w:p>
-      <w:pPr>
-        <w:spacing w:after="80"/>
-        <w:ind w:left="260"/>
-      </w:pPr>
-      <w:r>
-        <w:rPr>
-          <w:rFonts w:ascii="Microsoft JhengHei" w:cs="Microsoft JhengHei" w:eastAsia="Microsoft JhengHei" w:hAnsi="Microsoft JhengHei"/>
-          <w:b/>
-          <w:bCs/>
-          <w:color w:val="1F6FB2"/>
-          <w:sz w:val="20"/>
-          <w:szCs w:val="20"/>
-        </w:rPr>
-        <w:t xml:space="preserve">🔵操作　</w:t>
-      </w:r>
-      <w:r>
-        <w:rPr>
-          <w:rFonts w:ascii="Microsoft JhengHei" w:cs="Microsoft JhengHei" w:eastAsia="Microsoft JhengHei" w:hAnsi="Microsoft JhengHei"/>
-          <w:color w:val="222222"/>
-          <w:sz w:val="20"/>
-          <w:szCs w:val="20"/>
-        </w:rPr>
-        <w:t xml:space="preserve">看老師拿走光，指出「影子不見了」。　　</w:t>
-      </w:r>
-      <w:r>
-        <w:rPr>
-          <w:rFonts w:ascii="Microsoft JhengHei" w:cs="Microsoft JhengHei" w:eastAsia="Microsoft JhengHei" w:hAnsi="Microsoft JhengHei"/>
-          <w:b/>
-          <w:bCs/>
-          <w:color w:val="E07B00"/>
-          <w:sz w:val="20"/>
-          <w:szCs w:val="20"/>
-        </w:rPr>
-        <w:t xml:space="preserve">🟠推理　</w:t>
-      </w:r>
-      <w:r>
-        <w:rPr>
-          <w:rFonts w:ascii="Microsoft JhengHei" w:cs="Microsoft JhengHei" w:eastAsia="Microsoft JhengHei" w:hAnsi="Microsoft JhengHei"/>
-          <w:color w:val="222222"/>
-          <w:sz w:val="20"/>
-          <w:szCs w:val="20"/>
-        </w:rPr>
-        <w:t xml:space="preserve">說出：「沒有光，就沒有影子。」</w:t>
-      </w:r>
-    </w:p>
-    <w:p>
-      <w:pPr>
-        <w:shd w:fill="1F6FB2" w:val="clear"/>
-        <w:spacing w:after="90" w:before="220"/>
-      </w:pPr>
-      <w:r>
-        <w:rPr>
-          <w:rFonts w:ascii="Microsoft JhengHei" w:cs="Microsoft JhengHei" w:eastAsia="Microsoft JhengHei" w:hAnsi="Microsoft JhengHei"/>
-          <w:b/>
-          <w:bCs/>
-          <w:color w:val="FFFFFF"/>
-          <w:sz w:val="24"/>
-          <w:szCs w:val="24"/>
-        </w:rPr>
-        <w:t xml:space="preserve">  ④ 應用・擋光就有影</w:t>
-      </w:r>
-      <w:r>
-        <w:rPr>
-          <w:rFonts w:ascii="Microsoft JhengHei" w:cs="Microsoft JhengHei" w:eastAsia="Microsoft JhengHei" w:hAnsi="Microsoft JhengHei"/>
-          <w:b/>
-          <w:bCs/>
-          <w:color w:val="D6E9F8"/>
-          <w:sz w:val="22"/>
-          <w:szCs w:val="22"/>
-        </w:rPr>
-        <w:t xml:space="preserve">   ｜ 10 分鐘</w:t>
-      </w:r>
-    </w:p>
-    <w:p>
-      <w:pPr>
-        <w:spacing w:after="60"/>
-        <w:ind w:left="260"/>
-      </w:pPr>
-      <w:r>
-        <w:rPr>
-          <w:rFonts w:ascii="Microsoft JhengHei" w:cs="Microsoft JhengHei" w:eastAsia="Microsoft JhengHei" w:hAnsi="Microsoft JhengHei"/>
-          <w:i/>
-          <w:iCs/>
-          <w:color w:val="666666"/>
-          <w:sz w:val="20"/>
-          <w:szCs w:val="20"/>
-        </w:rPr>
-        <w:t xml:space="preserve">（動作）桌上放三樣東西：手、書、水瓶（透明）。設三個小站輪流。</w:t>
-      </w:r>
-    </w:p>
-    <w:p>
-      <w:pPr>
-        <w:pBdr>
-          <w:left w:val="single" w:color="1F6FB2" w:sz="18" w:space="8"/>
-        </w:pBdr>
-        <w:spacing w:after="60"/>
-        <w:ind w:left="260"/>
-      </w:pPr>
-      <w:r>
-        <w:rPr>
-          <w:rFonts w:ascii="Microsoft JhengHei" w:cs="Microsoft JhengHei" w:eastAsia="Microsoft JhengHei" w:hAnsi="Microsoft JhengHei"/>
-          <w:b/>
-          <w:bCs/>
-          <w:color w:val="1F6FB2"/>
-          <w:sz w:val="22"/>
-          <w:szCs w:val="22"/>
-        </w:rPr>
-        <w:t xml:space="preserve">🗣 老師：</w:t>
-      </w:r>
-      <w:r>
-        <w:rPr>
-          <w:rFonts w:ascii="Microsoft JhengHei" w:cs="Microsoft JhengHei" w:eastAsia="Microsoft JhengHei" w:hAnsi="Microsoft JhengHei"/>
-          <w:color w:val="222222"/>
-          <w:sz w:val="23"/>
-          <w:szCs w:val="23"/>
-        </w:rPr>
-        <w:t xml:space="preserve">「現在來挑戰！這裡有手、有書、有水瓶。你覺得哪一個擋住光，會出現影子？先猜再試試看。」</w:t>
-      </w:r>
-    </w:p>
-    <w:p>
-      <w:pPr>
-        <w:spacing w:after="80"/>
-        <w:ind w:left="260"/>
-      </w:pPr>
-      <w:r>
-        <w:rPr>
-          <w:rFonts w:ascii="Microsoft JhengHei" w:cs="Microsoft JhengHei" w:eastAsia="Microsoft JhengHei" w:hAnsi="Microsoft JhengHei"/>
-          <w:b/>
-          <w:bCs/>
-          <w:color w:val="1F6FB2"/>
-          <w:sz w:val="20"/>
-          <w:szCs w:val="20"/>
-        </w:rPr>
-        <w:t xml:space="preserve">🔵操作　</w:t>
-      </w:r>
-      <w:r>
-        <w:rPr>
-          <w:rFonts w:ascii="Microsoft JhengHei" w:cs="Microsoft JhengHei" w:eastAsia="Microsoft JhengHei" w:hAnsi="Microsoft JhengHei"/>
-          <w:color w:val="222222"/>
-          <w:sz w:val="20"/>
-          <w:szCs w:val="20"/>
-        </w:rPr>
-        <w:t xml:space="preserve">從三樣東西中選一樣，擋在光前面做出影子。　　</w:t>
-      </w:r>
-      <w:r>
-        <w:rPr>
-          <w:rFonts w:ascii="Microsoft JhengHei" w:cs="Microsoft JhengHei" w:eastAsia="Microsoft JhengHei" w:hAnsi="Microsoft JhengHei"/>
-          <w:b/>
-          <w:bCs/>
-          <w:color w:val="E07B00"/>
-          <w:sz w:val="20"/>
-          <w:szCs w:val="20"/>
-        </w:rPr>
-        <w:t xml:space="preserve">🟠推理　</w:t>
-      </w:r>
-      <w:r>
-        <w:rPr>
-          <w:rFonts w:ascii="Microsoft JhengHei" w:cs="Microsoft JhengHei" w:eastAsia="Microsoft JhengHei" w:hAnsi="Microsoft JhengHei"/>
-          <w:color w:val="222222"/>
-          <w:sz w:val="20"/>
-          <w:szCs w:val="20"/>
-        </w:rPr>
-        <w:t xml:space="preserve">先預測「哪個會有影子」，選了再驗證，說出理由。</w:t>
-      </w:r>
-    </w:p>
-    <w:p>
-      <w:pPr>
-        <w:spacing w:after="90"/>
-        <w:ind w:left="260"/>
-      </w:pPr>
-      <w:r>
-        <w:rPr>
-          <w:rFonts w:ascii="Microsoft JhengHei" w:cs="Microsoft JhengHei" w:eastAsia="Microsoft JhengHei" w:hAnsi="Microsoft JhengHei"/>
-          <w:b/>
-          <w:bCs/>
-          <w:color w:val="8A6D00"/>
-          <w:sz w:val="20"/>
-          <w:szCs w:val="20"/>
-        </w:rPr>
-        <w:t xml:space="preserve">⏱ 等待 10 秒，不催、不搶答。</w:t>
-      </w:r>
-    </w:p>
-    <w:p>
-      <w:pPr>
-        <w:pBdr>
-          <w:left w:val="single" w:color="1F6FB2" w:sz="18" w:space="8"/>
-        </w:pBdr>
-        <w:spacing w:after="60"/>
-        <w:ind w:left="260"/>
-      </w:pPr>
-      <w:r>
-        <w:rPr>
-          <w:rFonts w:ascii="Microsoft JhengHei" w:cs="Microsoft JhengHei" w:eastAsia="Microsoft JhengHei" w:hAnsi="Microsoft JhengHei"/>
-          <w:b/>
-          <w:bCs/>
-          <w:color w:val="1F6FB2"/>
-          <w:sz w:val="22"/>
-          <w:szCs w:val="22"/>
-        </w:rPr>
-        <w:t xml:space="preserve">🗣 老師：</w:t>
-      </w:r>
-      <w:r>
-        <w:rPr>
-          <w:rFonts w:ascii="Microsoft JhengHei" w:cs="Microsoft JhengHei" w:eastAsia="Microsoft JhengHei" w:hAnsi="Microsoft JhengHei"/>
-          <w:color w:val="222222"/>
-          <w:sz w:val="23"/>
-          <w:szCs w:val="23"/>
-        </w:rPr>
-        <w:t xml:space="preserve">「咦，水瓶是透明的，光穿過去了，影子比較淡；書是不透光的，影子最清楚。你發現了嗎？」</w:t>
-      </w:r>
-    </w:p>
-    <w:p>
-      <w:pPr>
-        <w:spacing w:after="70" w:before="0"/>
-        <w:ind w:left="260"/>
-      </w:pPr>
-      <w:r>
-        <w:rPr>
-          <w:rFonts w:ascii="Microsoft JhengHei" w:cs="Microsoft JhengHei" w:eastAsia="Microsoft JhengHei" w:hAnsi="Microsoft JhengHei"/>
-          <w:b/>
-          <w:bCs/>
-          <w:color w:val="E07B00"/>
-          <w:sz w:val="20"/>
-          <w:szCs w:val="20"/>
-        </w:rPr>
-        <w:t xml:space="preserve">延伸（行有餘力）：</w:t>
-      </w:r>
-      <w:r>
-        <w:rPr>
-          <w:rFonts w:ascii="Microsoft JhengHei" w:cs="Microsoft JhengHei" w:eastAsia="Microsoft JhengHei" w:hAnsi="Microsoft JhengHei"/>
-          <w:color w:val="222222"/>
-          <w:sz w:val="20"/>
-          <w:szCs w:val="20"/>
-        </w:rPr>
-        <w:t xml:space="preserve">讓小火車阿光排隊，做出「火車影子」，比比看誰的影子最長。</w:t>
-      </w:r>
-    </w:p>
-    <w:p>
-      <w:pPr>
-        <w:shd w:fill="1F6FB2" w:val="clear"/>
-        <w:spacing w:after="90" w:before="220"/>
-      </w:pPr>
-      <w:r>
-        <w:rPr>
-          <w:rFonts w:ascii="Microsoft JhengHei" w:cs="Microsoft JhengHei" w:eastAsia="Microsoft JhengHei" w:hAnsi="Microsoft JhengHei"/>
-          <w:b/>
-          <w:bCs/>
-          <w:color w:val="FFFFFF"/>
-          <w:sz w:val="24"/>
-          <w:szCs w:val="24"/>
-        </w:rPr>
-        <w:t xml:space="preserve">  ⑤ 統整・首尾呼應</w:t>
-      </w:r>
-      <w:r>
-        <w:rPr>
-          <w:rFonts w:ascii="Microsoft JhengHei" w:cs="Microsoft JhengHei" w:eastAsia="Microsoft JhengHei" w:hAnsi="Microsoft JhengHei"/>
-          <w:b/>
-          <w:bCs/>
-          <w:color w:val="D6E9F8"/>
-          <w:sz w:val="22"/>
-          <w:szCs w:val="22"/>
-        </w:rPr>
-        <w:t xml:space="preserve">   ｜ 5 分鐘</w:t>
-      </w:r>
-    </w:p>
-    <w:p>
-      <w:pPr>
-        <w:spacing w:after="60"/>
-        <w:ind w:left="260"/>
-      </w:pPr>
-      <w:r>
-        <w:rPr>
-          <w:rFonts w:ascii="Microsoft JhengHei" w:cs="Microsoft JhengHei" w:eastAsia="Microsoft JhengHei" w:hAnsi="Microsoft JhengHei"/>
-          <w:i/>
-          <w:iCs/>
-          <w:color w:val="666666"/>
-          <w:sz w:val="20"/>
-          <w:szCs w:val="20"/>
-        </w:rPr>
-        <w:t xml:space="preserve">（動作）回到牆邊，照出開場那個大影子。</w:t>
-      </w:r>
-    </w:p>
-    <w:p>
-      <w:pPr>
-        <w:pBdr>
-          <w:left w:val="single" w:color="1F6FB2" w:sz="18" w:space="8"/>
-        </w:pBdr>
-        <w:spacing w:after="60"/>
-        <w:ind w:left="260"/>
-      </w:pPr>
-      <w:r>
-        <w:rPr>
-          <w:rFonts w:ascii="Microsoft JhengHei" w:cs="Microsoft JhengHei" w:eastAsia="Microsoft JhengHei" w:hAnsi="Microsoft JhengHei"/>
-          <w:b/>
-          <w:bCs/>
-          <w:color w:val="1F6FB2"/>
-          <w:sz w:val="22"/>
-          <w:szCs w:val="22"/>
-        </w:rPr>
-        <w:t xml:space="preserve">🗣 老師：</w:t>
-      </w:r>
-      <w:r>
-        <w:rPr>
-          <w:rFonts w:ascii="Microsoft JhengHei" w:cs="Microsoft JhengHei" w:eastAsia="Microsoft JhengHei" w:hAnsi="Microsoft JhengHei"/>
-          <w:color w:val="222222"/>
-          <w:sz w:val="23"/>
-          <w:szCs w:val="23"/>
-        </w:rPr>
-        <w:t xml:space="preserve">「還記得上課一開始，牆上那個黑黑的朋友嗎？現在你們是魔法師了，告訴老師——牠是什麼？從哪裡來？」</w:t>
-      </w:r>
-    </w:p>
-    <w:p>
-      <w:pPr>
-        <w:spacing w:after="80"/>
-        <w:ind w:left="260"/>
-      </w:pPr>
-      <w:r>
-        <w:rPr>
-          <w:rFonts w:ascii="Microsoft JhengHei" w:cs="Microsoft JhengHei" w:eastAsia="Microsoft JhengHei" w:hAnsi="Microsoft JhengHei"/>
-          <w:b/>
-          <w:bCs/>
-          <w:color w:val="1F6FB2"/>
-          <w:sz w:val="20"/>
-          <w:szCs w:val="20"/>
-        </w:rPr>
-        <w:t xml:space="preserve">🔵操作　</w:t>
-      </w:r>
-      <w:r>
-        <w:rPr>
-          <w:rFonts w:ascii="Microsoft JhengHei" w:cs="Microsoft JhengHei" w:eastAsia="Microsoft JhengHei" w:hAnsi="Microsoft JhengHei"/>
-          <w:color w:val="222222"/>
-          <w:sz w:val="20"/>
-          <w:szCs w:val="20"/>
-        </w:rPr>
-        <w:t xml:space="preserve">指著影子，或從圖卡中選出「影子」。　　</w:t>
-      </w:r>
-      <w:r>
-        <w:rPr>
-          <w:rFonts w:ascii="Microsoft JhengHei" w:cs="Microsoft JhengHei" w:eastAsia="Microsoft JhengHei" w:hAnsi="Microsoft JhengHei"/>
-          <w:b/>
-          <w:bCs/>
-          <w:color w:val="E07B00"/>
-          <w:sz w:val="20"/>
-          <w:szCs w:val="20"/>
-        </w:rPr>
-        <w:t xml:space="preserve">🟠推理　</w:t>
-      </w:r>
-      <w:r>
-        <w:rPr>
-          <w:rFonts w:ascii="Microsoft JhengHei" w:cs="Microsoft JhengHei" w:eastAsia="Microsoft JhengHei" w:hAnsi="Microsoft JhengHei"/>
-          <w:color w:val="222222"/>
-          <w:sz w:val="20"/>
-          <w:szCs w:val="20"/>
-        </w:rPr>
-        <w:t xml:space="preserve">說出完整句：「那是影子，因為光被擋住了。」</w:t>
-      </w:r>
-    </w:p>
-    <w:p>
-      <w:pPr>
-        <w:spacing w:after="90"/>
-        <w:ind w:left="260"/>
-      </w:pPr>
-      <w:r>
-        <w:rPr>
-          <w:rFonts w:ascii="Microsoft JhengHei" w:cs="Microsoft JhengHei" w:eastAsia="Microsoft JhengHei" w:hAnsi="Microsoft JhengHei"/>
-          <w:b/>
-          <w:bCs/>
-          <w:color w:val="8A6D00"/>
-          <w:sz w:val="20"/>
-          <w:szCs w:val="20"/>
-        </w:rPr>
-        <w:t xml:space="preserve">⏱ 等待 10 秒，不催、不搶答。</w:t>
-      </w:r>
-    </w:p>
-    <w:p>
-      <w:pPr>
-        <w:pBdr>
-          <w:left w:val="single" w:color="1F6FB2" w:sz="18" w:space="8"/>
-        </w:pBdr>
-        <w:spacing w:after="60"/>
-        <w:ind w:left="260"/>
-      </w:pPr>
-      <w:r>
-        <w:rPr>
-          <w:rFonts w:ascii="Microsoft JhengHei" w:cs="Microsoft JhengHei" w:eastAsia="Microsoft JhengHei" w:hAnsi="Microsoft JhengHei"/>
-          <w:b/>
-          <w:bCs/>
-          <w:color w:val="1F6FB2"/>
-          <w:sz w:val="22"/>
-          <w:szCs w:val="22"/>
-        </w:rPr>
-        <w:t xml:space="preserve">🗣 老師：</w:t>
-      </w:r>
-      <w:r>
-        <w:rPr>
-          <w:rFonts w:ascii="Microsoft JhengHei" w:cs="Microsoft JhengHei" w:eastAsia="Microsoft JhengHei" w:hAnsi="Microsoft JhengHei"/>
-          <w:color w:val="222222"/>
-          <w:sz w:val="23"/>
-          <w:szCs w:val="23"/>
-        </w:rPr>
-        <w:t xml:space="preserve">「答對了！你們每一個人，都用光變出了影子，好厲害！我們一起收工——燈燈關，影子躲。」</w:t>
-      </w:r>
-    </w:p>
-    <w:p>
-      <w:pPr>
-        <w:spacing w:after="60"/>
-        <w:ind w:left="260"/>
-      </w:pPr>
-      <w:r>
-        <w:rPr>
-          <w:rFonts w:ascii="Microsoft JhengHei" w:cs="Microsoft JhengHei" w:eastAsia="Microsoft JhengHei" w:hAnsi="Microsoft JhengHei"/>
-          <w:i/>
-          <w:iCs/>
-          <w:color w:val="666666"/>
-          <w:sz w:val="20"/>
-          <w:szCs w:val="20"/>
-        </w:rPr>
-        <w:t xml:space="preserve">（動作）進行結束儀式，貼上影子貼紙。</w:t>
-      </w:r>
-    </w:p>
-    <w:p>
-      <w:r>
-        <w:br w:type="page"/>
-      </w:r>
-    </w:p>
-    <w:p>
-      <w:pPr>
-        <w:pBdr>
-          <w:bottom w:val="single" w:color="1F6FB2" w:sz="8"/>
-        </w:pBdr>
-        <w:spacing w:after="80" w:before="200"/>
-      </w:pPr>
-      <w:r>
-        <w:rPr>
-          <w:rFonts w:ascii="Microsoft JhengHei" w:cs="Microsoft JhengHei" w:eastAsia="Microsoft JhengHei" w:hAnsi="Microsoft JhengHei"/>
-          <w:b/>
-          <w:bCs/>
-          <w:color w:val="1F6FB2"/>
-          <w:sz w:val="25"/>
-          <w:szCs w:val="25"/>
-        </w:rPr>
-        <w:t xml:space="preserve">四、認知六層對應（高階用非語言方式輸出）</w:t>
+        <w:t xml:space="preserve">五、認知六層（高階以非語言方式輸出）</w:t>
       </w:r>
     </w:p>
     <w:tbl>
@@ -2075,7 +2834,7 @@
                 <w:sz w:val="20"/>
                 <w:szCs w:val="20"/>
               </w:rPr>
-              <w:t xml:space="preserve">認出「光／擋住／影子」三張圖卡</w:t>
+              <w:t xml:space="preserve">認出光源/不透明/直線前進/影子的圖卡</w:t>
             </w:r>
           </w:p>
         </w:tc>
@@ -2173,7 +2932,7 @@
                 <w:sz w:val="20"/>
                 <w:szCs w:val="20"/>
               </w:rPr>
-              <w:t xml:space="preserve">自己用手電筒造出影子</w:t>
+              <w:t xml:space="preserve">自己用光造出影子</w:t>
             </w:r>
           </w:p>
         </w:tc>
@@ -2222,7 +2981,7 @@
                 <w:sz w:val="20"/>
                 <w:szCs w:val="20"/>
               </w:rPr>
-              <w:t xml:space="preserve">比較有光／沒有光的差別</w:t>
+              <w:t xml:space="preserve">比較有光源／無光源、透明／不透明的差別</w:t>
             </w:r>
           </w:p>
         </w:tc>
@@ -2271,7 +3030,7 @@
                 <w:sz w:val="20"/>
                 <w:szCs w:val="20"/>
               </w:rPr>
-              <w:t xml:space="preserve">判斷手、書、水瓶哪個能擋光</w:t>
+              <w:t xml:space="preserve">判斷書、玻璃杯、手哪個影子最清楚</w:t>
             </w:r>
           </w:p>
         </w:tc>
@@ -2320,7 +3079,7 @@
                 <w:sz w:val="20"/>
                 <w:szCs w:val="20"/>
               </w:rPr>
-              <w:t xml:space="preserve">擺出自己想要的影子形狀（火車影子）</w:t>
+              <w:t xml:space="preserve">設計並擺出指定形狀的影子</w:t>
             </w:r>
           </w:p>
         </w:tc>
@@ -2342,7 +3101,7 @@
           <w:sz w:val="25"/>
           <w:szCs w:val="25"/>
         </w:rPr>
-        <w:t xml:space="preserve">五、評量表（三種通過方式並列，不會說話也能過關）</w:t>
+        <w:t xml:space="preserve">六、評量表（三種通過方式並列，不會說話也能過關）</w:t>
       </w:r>
     </w:p>
     <w:tbl>
@@ -2556,7 +3315,7 @@
                 <w:sz w:val="20"/>
                 <w:szCs w:val="20"/>
               </w:rPr>
-              <w:t xml:space="preserve">拿走光證明影子消失</w:t>
+              <w:t xml:space="preserve">移走光源證明影子消失</w:t>
             </w:r>
           </w:p>
         </w:tc>
@@ -2605,7 +3364,7 @@
                 <w:sz w:val="20"/>
                 <w:szCs w:val="20"/>
               </w:rPr>
-              <w:t xml:space="preserve">說「光直直的」</w:t>
+              <w:t xml:space="preserve">說「光直線前進」</w:t>
             </w:r>
           </w:p>
         </w:tc>
@@ -2676,7 +3435,7 @@
                 <w:sz w:val="20"/>
                 <w:szCs w:val="20"/>
               </w:rPr>
-              <w:t xml:space="preserve">製造影子</w:t>
+              <w:t xml:space="preserve">不透明才擋光</w:t>
             </w:r>
           </w:p>
         </w:tc>
@@ -2698,7 +3457,7 @@
                 <w:sz w:val="20"/>
                 <w:szCs w:val="20"/>
               </w:rPr>
-              <w:t xml:space="preserve">說「用○擋光」</w:t>
+              <w:t xml:space="preserve">說「不透明擋光」</w:t>
             </w:r>
           </w:p>
         </w:tc>
@@ -2720,7 +3479,7 @@
                 <w:sz w:val="20"/>
                 <w:szCs w:val="20"/>
               </w:rPr>
-              <w:t xml:space="preserve">從實物中選一樣</w:t>
+              <w:t xml:space="preserve">選出不透明物</w:t>
             </w:r>
           </w:p>
         </w:tc>
@@ -2742,7 +3501,100 @@
                 <w:sz w:val="20"/>
                 <w:szCs w:val="20"/>
               </w:rPr>
-              <w:t xml:space="preserve">擋光做出影子</w:t>
+              <w:t xml:space="preserve">用不透明物做出清楚影子</w:t>
+            </w:r>
+          </w:p>
+        </w:tc>
+      </w:tr>
+      <w:tr>
+        <w:tc>
+          <w:tcPr>
+            <w:tcW w:type="dxa" w:w="2400"/>
+            <w:shd w:fill="E1F4F1" w:val="clear"/>
+            <w:tcMar>
+              <w:top w:type="dxa" w:w="60"/>
+              <w:left w:type="dxa" w:w="90"/>
+              <w:bottom w:type="dxa" w:w="60"/>
+              <w:right w:type="dxa" w:w="90"/>
+            </w:tcMar>
+          </w:tcPr>
+          <w:p>
+            <w:r>
+              <w:rPr>
+                <w:rFonts w:ascii="Microsoft JhengHei" w:cs="Microsoft JhengHei" w:eastAsia="Microsoft JhengHei" w:hAnsi="Microsoft JhengHei"/>
+                <w:b/>
+                <w:bCs/>
+                <w:color w:val="0E8C7F"/>
+                <w:sz w:val="20"/>
+                <w:szCs w:val="20"/>
+              </w:rPr>
+              <w:t xml:space="preserve">SEL：合作與反思</w:t>
+            </w:r>
+          </w:p>
+        </w:tc>
+        <w:tc>
+          <w:tcPr>
+            <w:tcW w:type="dxa" w:w="2320"/>
+            <w:tcMar>
+              <w:top w:type="dxa" w:w="60"/>
+              <w:left w:type="dxa" w:w="90"/>
+              <w:bottom w:type="dxa" w:w="60"/>
+              <w:right w:type="dxa" w:w="90"/>
+            </w:tcMar>
+          </w:tcPr>
+          <w:p>
+            <w:r>
+              <w:rPr>
+                <w:rFonts w:ascii="Microsoft JhengHei" w:cs="Microsoft JhengHei" w:eastAsia="Microsoft JhengHei" w:hAnsi="Microsoft JhengHei"/>
+                <w:color w:val="222222"/>
+                <w:sz w:val="20"/>
+                <w:szCs w:val="20"/>
+              </w:rPr>
+              <w:t xml:space="preserve">說出一項成就</w:t>
+            </w:r>
+          </w:p>
+        </w:tc>
+        <w:tc>
+          <w:tcPr>
+            <w:tcW w:type="dxa" w:w="2320"/>
+            <w:tcMar>
+              <w:top w:type="dxa" w:w="60"/>
+              <w:left w:type="dxa" w:w="90"/>
+              <w:bottom w:type="dxa" w:w="60"/>
+              <w:right w:type="dxa" w:w="90"/>
+            </w:tcMar>
+          </w:tcPr>
+          <w:p>
+            <w:r>
+              <w:rPr>
+                <w:rFonts w:ascii="Microsoft JhengHei" w:cs="Microsoft JhengHei" w:eastAsia="Microsoft JhengHei" w:hAnsi="Microsoft JhengHei"/>
+                <w:color w:val="222222"/>
+                <w:sz w:val="20"/>
+                <w:szCs w:val="20"/>
+              </w:rPr>
+              <w:t xml:space="preserve">指情緒溫度計</w:t>
+            </w:r>
+          </w:p>
+        </w:tc>
+        <w:tc>
+          <w:tcPr>
+            <w:tcW w:type="dxa" w:w="2320"/>
+            <w:tcMar>
+              <w:top w:type="dxa" w:w="60"/>
+              <w:left w:type="dxa" w:w="90"/>
+              <w:bottom w:type="dxa" w:w="60"/>
+              <w:right w:type="dxa" w:w="90"/>
+            </w:tcMar>
+          </w:tcPr>
+          <w:p>
+            <w:r>
+              <w:rPr>
+                <w:rFonts w:ascii="Microsoft JhengHei" w:cs="Microsoft JhengHei" w:eastAsia="Microsoft JhengHei" w:hAnsi="Microsoft JhengHei"/>
+                <w:color w:val="222222"/>
+                <w:sz w:val="20"/>
+                <w:szCs w:val="20"/>
+              </w:rPr>
+              <w:t xml:space="preserve">與組員輪流、表達感謝</w:t>
             </w:r>
           </w:p>
         </w:tc>
@@ -2770,7 +3622,7 @@
           <w:sz w:val="20"/>
           <w:szCs w:val="20"/>
         </w:rPr>
-        <w:t xml:space="preserve">3 獨立　｜　2 提示後完成　｜　1 協助下參與　｜　0 尚未形成。每個評量點連續蒐集至少三次資料。</w:t>
+        <w:t xml:space="preserve">3 獨立｜2 提示後完成｜1 協助下參與｜0 尚未形成。每個評量點連續蒐集至少三次資料。</w:t>
       </w:r>
     </w:p>
     <w:p>
@@ -2789,7 +3641,7 @@
           <w:sz w:val="25"/>
           <w:szCs w:val="25"/>
         </w:rPr>
-        <w:t xml:space="preserve">六、三類學生對應設計</w:t>
+        <w:t xml:space="preserve">七、三類學生對應設計</w:t>
       </w:r>
     </w:p>
     <w:p>
@@ -2819,7 +3671,7 @@
           <w:sz w:val="22"/>
           <w:szCs w:val="22"/>
         </w:rPr>
-        <w:t xml:space="preserve">• 每個評量點都可用「指認／從實物中選／拿走光源」通過；作答先呈現選項再等 10 秒，選項左右交替，避免位置偏好被誤判為答案。</w:t>
+        <w:t xml:space="preserve">• 每個評量點都可用「指認／從實物中選／移走光源」通過；情緒溫度計與成就反思也用指認。作答先呈現選項再等 10 秒，選項左右交替。</w:t>
       </w:r>
     </w:p>
     <w:p>
@@ -2849,7 +3701,7 @@
           <w:sz w:val="22"/>
           <w:szCs w:val="22"/>
         </w:rPr>
-        <w:t xml:space="preserve">• 關燈前務必照唸預告句；固定座位；安靜角全程開放，退到角落不算不參與；每完成流程條一格就翻面，讓他知道還剩幾步。</w:t>
+        <w:t xml:space="preserve">• 關燈前務必照唸預告句；固定座位；安靜角全程開放，退到角落屬於自我調節，不算不參與；流程條逐格翻面。</w:t>
       </w:r>
     </w:p>
     <w:p>
@@ -2879,7 +3731,7 @@
           <w:sz w:val="22"/>
           <w:szCs w:val="22"/>
         </w:rPr>
-        <w:t xml:space="preserve">• 全程圖卡＋實物，文字只是輔助；學習單用貼、圈、連線，不要求書寫；需要文字的地方老師口述或用錄音。</w:t>
+        <w:t xml:space="preserve">• 全程科學詞彙皆附圖卡與實物，文字不單獨承載訊息；學習單以圈、貼、連線為主，需要文字處提供口述。</w:t>
       </w:r>
     </w:p>
     <w:p>
@@ -2898,7 +3750,7 @@
           <w:sz w:val="25"/>
           <w:szCs w:val="25"/>
         </w:rPr>
-        <w:t xml:space="preserve">七、教具清單</w:t>
+        <w:t xml:space="preserve">八、教具清單</w:t>
       </w:r>
     </w:p>
     <w:p>
@@ -2912,7 +3764,7 @@
           <w:sz w:val="22"/>
           <w:szCs w:val="22"/>
         </w:rPr>
-        <w:t xml:space="preserve">手電筒 ×（每人一支）、玩具小火車 ×（每人一台）、中間打孔卡片 ×3／組、影子圖卡（光／擋住／影子）、視覺流程條、影子貼紙、透明水瓶與書本（應用站材料）、可拉窗簾全暗的教室。</w:t>
+        <w:t xml:space="preserve">手電筒／手機（每組一支）、不透明物體、透明玻璃杯與書、中間打孔卡片 ×3／組、科學詞彙圖卡（光源／不透明／直線前進／影子）、視覺流程條、情緒溫度計卡、安全符號卡、影子紀錄用具、可拉窗簾全暗的教室。</w:t>
       </w:r>
     </w:p>
     <w:p>
@@ -2928,7 +3780,7 @@
           <w:sz w:val="19"/>
           <w:szCs w:val="19"/>
         </w:rPr>
-        <w:t xml:space="preserve">——本節為「光與影子」三節之第 1 節（體驗）。第 2 節：影子怎麼變大變小（預測→驗證→修正）；第 3 節：手影劇場＋遮陽生活決策。</w:t>
+        <w:t xml:space="preserve">——本節為「光與影子」三節之第 1 節（體驗）。第 2 節：影子怎麼變大變小（預測→驗證→修正）；第 3 節：影子的生活應用與綜合任務。全程維持 SEL × 結構化 × 分層設計。</w:t>
       </w:r>
     </w:p>
     <w:sectPr>
